--- a/산출물/[모델링 및 평가] 성능 및 부하 테스트 계획 및 결과 요약 보고서_31기_1팀.docx
+++ b/산출물/[모델링 및 평가] 성능 및 부하 테스트 계획 및 결과 요약 보고서_31기_1팀.docx
@@ -636,8 +636,6 @@
         <w:rPr>
           <w:b w:val="0"/>
           <w:bCs w:val="0"/>
-          <w:sz w:val="38"/>
-          <w:szCs w:val="38"/>
         </w:rPr>
       </w:pPr>
       <w:r>
@@ -655,18 +653,14 @@
         <w:rPr>
           <w:b w:val="0"/>
           <w:bCs w:val="0"/>
-          <w:sz w:val="20"/>
-          <w:szCs w:val="20"/>
         </w:rPr>
       </w:pPr>
       <w:r>
         <w:rPr>
           <w:b w:val="0"/>
           <w:bCs w:val="0"/>
-          <w:sz w:val="20"/>
-          <w:szCs w:val="20"/>
-        </w:rPr>
-        <w:t>동시 사용자가 늘어날 때 일반 API의 응답시간·오류율과 AI Job의 접수·완료·상태 조회를 확인한다. 조회와 AI 작업이 겹칠 때의 지연, 같은 문서에 대한 중복 요청의 데이터 정합성, 서버 재시작 후 Job 복구 상태를 검증한다. 로컬 측정 결과를 운영 서비스의 최대 수용 인원이나 SLA로 해석하지 않는다.</w:t>
+        </w:rPr>
+        <w:t>동시 사용자의 일반 API 응답시간·오류율과 AI Job 접수·완료·상태 조회를 확인한다. 조회·AI 실행이 겹칠 때의 지연, 동일 문서 중복 요청의 정합성, 워커 재시작 후 잔류 Job과 오류·재시도 경로를 검증한다. 로컬 결과를 운영 서비스의 최대 수용 인원이나 SLA로 해석하지 않는다.</w:t>
       </w:r>
     </w:p>
     <w:p>
@@ -675,8 +669,6 @@
         <w:rPr>
           <w:b w:val="0"/>
           <w:bCs w:val="0"/>
-          <w:sz w:val="38"/>
-          <w:szCs w:val="38"/>
         </w:rPr>
       </w:pPr>
       <w:r>
@@ -697,13 +689,13 @@
         <w:jc w:val="center"/>
       </w:tblPr>
       <w:tblGrid>
-        <w:gridCol w:w="1677"/>
-        <w:gridCol w:w="8522"/>
+        <w:gridCol w:w="5100"/>
+        <w:gridCol w:w="5100"/>
       </w:tblGrid>
       <w:tr>
         <w:tc>
           <w:tcPr>
-            <w:tcW w:w="1677" w:type="dxa"/>
+            <w:tcW w:w="5100" w:type="dxa"/>
             <w:shd w:val="clear" w:color="auto" w:fill="E8F0F7"/>
             <w:vAlign w:val="center"/>
           </w:tcPr>
@@ -722,7 +714,7 @@
                 <w:rFonts w:ascii="맑은 고딕" w:hAnsi="맑은 고딕"/>
                 <w:b w:val="0"/>
                 <w:bCs w:val="0"/>
-                <w:sz w:val="14"/>
+                <w:sz w:val="20"/>
                 <w:szCs w:val="20"/>
               </w:rPr>
               <w:t>구분</w:t>
@@ -731,7 +723,7 @@
         </w:tc>
         <w:tc>
           <w:tcPr>
-            <w:tcW w:w="8522" w:type="dxa"/>
+            <w:tcW w:w="5100" w:type="dxa"/>
             <w:shd w:val="clear" w:color="auto" w:fill="E8F0F7"/>
             <w:vAlign w:val="center"/>
           </w:tcPr>
@@ -750,7 +742,7 @@
                 <w:rFonts w:ascii="맑은 고딕" w:hAnsi="맑은 고딕"/>
                 <w:b w:val="0"/>
                 <w:bCs w:val="0"/>
-                <w:sz w:val="14"/>
+                <w:sz w:val="20"/>
                 <w:szCs w:val="20"/>
               </w:rPr>
               <w:t>내용</w:t>
@@ -761,25 +753,25 @@
       <w:tr>
         <w:tc>
           <w:tcPr>
-            <w:tcW w:w="1677" w:type="dxa"/>
-            <w:vAlign w:val="center"/>
-          </w:tcPr>
-          <w:p>
-            <w:pPr>
-              <w:spacing w:after="40"/>
-              <w:rPr>
-                <w:b w:val="0"/>
-                <w:bCs w:val="0"/>
-                <w:sz w:val="20"/>
-                <w:szCs w:val="20"/>
-              </w:rPr>
-            </w:pPr>
-            <w:r>
-              <w:rPr>
-                <w:rFonts w:ascii="맑은 고딕" w:hAnsi="맑은 고딕"/>
-                <w:b w:val="0"/>
-                <w:bCs w:val="0"/>
-                <w:sz w:val="14"/>
+            <w:tcW w:w="5100" w:type="dxa"/>
+            <w:vAlign w:val="center"/>
+          </w:tcPr>
+          <w:p>
+            <w:pPr>
+              <w:spacing w:after="40"/>
+              <w:rPr>
+                <w:b w:val="0"/>
+                <w:bCs w:val="0"/>
+                <w:sz w:val="20"/>
+                <w:szCs w:val="20"/>
+              </w:rPr>
+            </w:pPr>
+            <w:r>
+              <w:rPr>
+                <w:rFonts w:ascii="맑은 고딕" w:hAnsi="맑은 고딕"/>
+                <w:b w:val="0"/>
+                <w:bCs w:val="0"/>
+                <w:sz w:val="20"/>
                 <w:szCs w:val="20"/>
               </w:rPr>
               <w:t>수행</w:t>
@@ -788,28 +780,28 @@
         </w:tc>
         <w:tc>
           <w:tcPr>
-            <w:tcW w:w="8522" w:type="dxa"/>
-            <w:vAlign w:val="center"/>
-          </w:tcPr>
-          <w:p>
-            <w:pPr>
-              <w:spacing w:after="40"/>
-              <w:rPr>
-                <w:b w:val="0"/>
-                <w:bCs w:val="0"/>
-                <w:sz w:val="20"/>
-                <w:szCs w:val="20"/>
-              </w:rPr>
-            </w:pPr>
-            <w:r>
-              <w:rPr>
-                <w:rFonts w:ascii="맑은 고딕" w:hAnsi="맑은 고딕"/>
-                <w:b w:val="0"/>
-                <w:bCs w:val="0"/>
-                <w:sz w:val="14"/>
-                <w:szCs w:val="20"/>
-              </w:rPr>
-              <w:t>로그인·일반 조회, 조회/수정 혼합 부하, 업무 상태 경합, 기획서·요구사항·업무 배분 모의 Job, 폴링, 오류 주입, 동일 문서 중복 Job, 로컬 급증·5분 유지·임시 워커 재시작</w:t>
+            <w:tcW w:w="5100" w:type="dxa"/>
+            <w:vAlign w:val="center"/>
+          </w:tcPr>
+          <w:p>
+            <w:pPr>
+              <w:spacing w:after="40"/>
+              <w:rPr>
+                <w:b w:val="0"/>
+                <w:bCs w:val="0"/>
+                <w:sz w:val="20"/>
+                <w:szCs w:val="20"/>
+              </w:rPr>
+            </w:pPr>
+            <w:r>
+              <w:rPr>
+                <w:rFonts w:ascii="맑은 고딕" w:hAnsi="맑은 고딕"/>
+                <w:b w:val="0"/>
+                <w:bCs w:val="0"/>
+                <w:sz w:val="20"/>
+                <w:szCs w:val="20"/>
+              </w:rPr>
+              <w:t>로컬 로그인·일반 조회와 수정 혼합 부하, 데이터 확장·조회 개선 반복, 업무 상태 경합, AI Job 3종 모의 및 각 1건의 실제 호출, 실제 AI·조회·10화면 폴링 동시 시험, 제공 음성 전사 1건, 오류 주입, 동일 문서 중복 Job, 급증·5분 유지·워커 재시작, PERF-09 요청 대기열 계측</w:t>
             </w:r>
           </w:p>
         </w:tc>
@@ -817,55 +809,55 @@
       <w:tr>
         <w:tc>
           <w:tcPr>
-            <w:tcW w:w="1677" w:type="dxa"/>
-            <w:vAlign w:val="center"/>
-          </w:tcPr>
-          <w:p>
-            <w:pPr>
-              <w:spacing w:after="40"/>
-              <w:rPr>
-                <w:b w:val="0"/>
-                <w:bCs w:val="0"/>
-                <w:sz w:val="20"/>
-                <w:szCs w:val="20"/>
-              </w:rPr>
-            </w:pPr>
-            <w:r>
-              <w:rPr>
-                <w:rFonts w:ascii="맑은 고딕" w:hAnsi="맑은 고딕"/>
-                <w:b w:val="0"/>
-                <w:bCs w:val="0"/>
-                <w:sz w:val="14"/>
-                <w:szCs w:val="20"/>
-              </w:rPr>
-              <w:t>일부 수행</w:t>
-            </w:r>
-          </w:p>
-        </w:tc>
-        <w:tc>
-          <w:tcPr>
-            <w:tcW w:w="8522" w:type="dxa"/>
-            <w:vAlign w:val="center"/>
-          </w:tcPr>
-          <w:p>
-            <w:pPr>
-              <w:spacing w:after="40"/>
-              <w:rPr>
-                <w:b w:val="0"/>
-                <w:bCs w:val="0"/>
-                <w:sz w:val="20"/>
-                <w:szCs w:val="20"/>
-              </w:rPr>
-            </w:pPr>
-            <w:r>
-              <w:rPr>
-                <w:rFonts w:ascii="맑은 고딕" w:hAnsi="맑은 고딕"/>
-                <w:b w:val="0"/>
-                <w:bCs w:val="0"/>
-                <w:sz w:val="14"/>
-                <w:szCs w:val="20"/>
-              </w:rPr>
-              <w:t>AI는 외부 호출을 모의했다. 업무 배분은 서비스 함수 전체를 모의했으므로 실제 추천·일정 계산 성능은 포함되지 않는다.</w:t>
+            <w:tcW w:w="5100" w:type="dxa"/>
+            <w:vAlign w:val="center"/>
+          </w:tcPr>
+          <w:p>
+            <w:pPr>
+              <w:spacing w:after="40"/>
+              <w:rPr>
+                <w:b w:val="0"/>
+                <w:bCs w:val="0"/>
+                <w:sz w:val="20"/>
+                <w:szCs w:val="20"/>
+              </w:rPr>
+            </w:pPr>
+            <w:r>
+              <w:rPr>
+                <w:rFonts w:ascii="맑은 고딕" w:hAnsi="맑은 고딕"/>
+                <w:b w:val="0"/>
+                <w:bCs w:val="0"/>
+                <w:sz w:val="20"/>
+                <w:szCs w:val="20"/>
+              </w:rPr>
+              <w:t>부분 수행</w:t>
+            </w:r>
+          </w:p>
+        </w:tc>
+        <w:tc>
+          <w:tcPr>
+            <w:tcW w:w="5100" w:type="dxa"/>
+            <w:vAlign w:val="center"/>
+          </w:tcPr>
+          <w:p>
+            <w:pPr>
+              <w:spacing w:after="40"/>
+              <w:rPr>
+                <w:b w:val="0"/>
+                <w:bCs w:val="0"/>
+                <w:sz w:val="20"/>
+                <w:szCs w:val="20"/>
+              </w:rPr>
+            </w:pPr>
+            <w:r>
+              <w:rPr>
+                <w:rFonts w:ascii="맑은 고딕" w:hAnsi="맑은 고딕"/>
+                <w:b w:val="0"/>
+                <w:bCs w:val="0"/>
+                <w:sz w:val="20"/>
+                <w:szCs w:val="20"/>
+              </w:rPr>
+              <w:t>실제 AI 성능은 소표본이며 동시 다건 용량·결과 품질을 판정하지 않았다. 음성 전사는 성공 1건의 시간·임시 파일 정리만 확인했다. 재시작 후 잔류 Job은 수동 정리·명시적 재요청까지만 확인했다.</w:t>
             </w:r>
           </w:p>
         </w:tc>
@@ -873,25 +865,25 @@
       <w:tr>
         <w:tc>
           <w:tcPr>
-            <w:tcW w:w="1677" w:type="dxa"/>
-            <w:vAlign w:val="center"/>
-          </w:tcPr>
-          <w:p>
-            <w:pPr>
-              <w:spacing w:after="40"/>
-              <w:rPr>
-                <w:b w:val="0"/>
-                <w:bCs w:val="0"/>
-                <w:sz w:val="20"/>
-                <w:szCs w:val="20"/>
-              </w:rPr>
-            </w:pPr>
-            <w:r>
-              <w:rPr>
-                <w:rFonts w:ascii="맑은 고딕" w:hAnsi="맑은 고딕"/>
-                <w:b w:val="0"/>
-                <w:bCs w:val="0"/>
-                <w:sz w:val="14"/>
+            <w:tcW w:w="5100" w:type="dxa"/>
+            <w:vAlign w:val="center"/>
+          </w:tcPr>
+          <w:p>
+            <w:pPr>
+              <w:spacing w:after="40"/>
+              <w:rPr>
+                <w:b w:val="0"/>
+                <w:bCs w:val="0"/>
+                <w:sz w:val="20"/>
+                <w:szCs w:val="20"/>
+              </w:rPr>
+            </w:pPr>
+            <w:r>
+              <w:rPr>
+                <w:rFonts w:ascii="맑은 고딕" w:hAnsi="맑은 고딕"/>
+                <w:b w:val="0"/>
+                <w:bCs w:val="0"/>
+                <w:sz w:val="20"/>
                 <w:szCs w:val="20"/>
               </w:rPr>
               <w:t>미수행</w:t>
@@ -900,28 +892,28 @@
         </w:tc>
         <w:tc>
           <w:tcPr>
-            <w:tcW w:w="8522" w:type="dxa"/>
-            <w:vAlign w:val="center"/>
-          </w:tcPr>
-          <w:p>
-            <w:pPr>
-              <w:spacing w:after="40"/>
-              <w:rPr>
-                <w:b w:val="0"/>
-                <w:bCs w:val="0"/>
-                <w:sz w:val="20"/>
-                <w:szCs w:val="20"/>
-              </w:rPr>
-            </w:pPr>
-            <w:r>
-              <w:rPr>
-                <w:rFonts w:ascii="맑은 고딕" w:hAnsi="맑은 고딕"/>
-                <w:b w:val="0"/>
-                <w:bCs w:val="0"/>
-                <w:sz w:val="14"/>
-                <w:szCs w:val="20"/>
-              </w:rPr>
-              <w:t>실제 AI 호출, AWS/Vercel 배포 경로 부하, 음성·파일 성능, 1~2시간 지속, 전체 복구 절차 및 운영 용량 확정</w:t>
+            <w:tcW w:w="5100" w:type="dxa"/>
+            <w:vAlign w:val="center"/>
+          </w:tcPr>
+          <w:p>
+            <w:pPr>
+              <w:spacing w:after="40"/>
+              <w:rPr>
+                <w:b w:val="0"/>
+                <w:bCs w:val="0"/>
+                <w:sz w:val="20"/>
+                <w:szCs w:val="20"/>
+              </w:rPr>
+            </w:pPr>
+            <w:r>
+              <w:rPr>
+                <w:rFonts w:ascii="맑은 고딕" w:hAnsi="맑은 고딕"/>
+                <w:b w:val="0"/>
+                <w:bCs w:val="0"/>
+                <w:sz w:val="20"/>
+                <w:szCs w:val="20"/>
+              </w:rPr>
+              <w:t>AWS/Vercel 배포 경로 부하, 실제 AI와 30·100화면의 동시 실행, 1~2시간 지속, 전사 오류 시 정리·후속 GPT 정리, 전체 문서 승인·확정 부하, 운영 용량 확정</w:t>
             </w:r>
           </w:p>
         </w:tc>
@@ -929,25 +921,25 @@
       <w:tr>
         <w:tc>
           <w:tcPr>
-            <w:tcW w:w="1677" w:type="dxa"/>
-            <w:vAlign w:val="center"/>
-          </w:tcPr>
-          <w:p>
-            <w:pPr>
-              <w:spacing w:after="40"/>
-              <w:rPr>
-                <w:b w:val="0"/>
-                <w:bCs w:val="0"/>
-                <w:sz w:val="20"/>
-                <w:szCs w:val="20"/>
-              </w:rPr>
-            </w:pPr>
-            <w:r>
-              <w:rPr>
-                <w:rFonts w:ascii="맑은 고딕" w:hAnsi="맑은 고딕"/>
-                <w:b w:val="0"/>
-                <w:bCs w:val="0"/>
-                <w:sz w:val="14"/>
+            <w:tcW w:w="5100" w:type="dxa"/>
+            <w:vAlign w:val="center"/>
+          </w:tcPr>
+          <w:p>
+            <w:pPr>
+              <w:spacing w:after="40"/>
+              <w:rPr>
+                <w:b w:val="0"/>
+                <w:bCs w:val="0"/>
+                <w:sz w:val="20"/>
+                <w:szCs w:val="20"/>
+              </w:rPr>
+            </w:pPr>
+            <w:r>
+              <w:rPr>
+                <w:rFonts w:ascii="맑은 고딕" w:hAnsi="맑은 고딕"/>
+                <w:b w:val="0"/>
+                <w:bCs w:val="0"/>
+                <w:sz w:val="20"/>
                 <w:szCs w:val="20"/>
               </w:rPr>
               <w:t>별도 문서</w:t>
@@ -956,28 +948,28 @@
         </w:tc>
         <w:tc>
           <w:tcPr>
-            <w:tcW w:w="8522" w:type="dxa"/>
-            <w:vAlign w:val="center"/>
-          </w:tcPr>
-          <w:p>
-            <w:pPr>
-              <w:spacing w:after="40"/>
-              <w:rPr>
-                <w:b w:val="0"/>
-                <w:bCs w:val="0"/>
-                <w:sz w:val="20"/>
-                <w:szCs w:val="20"/>
-              </w:rPr>
-            </w:pPr>
-            <w:r>
-              <w:rPr>
-                <w:rFonts w:ascii="맑은 고딕" w:hAnsi="맑은 고딕"/>
-                <w:b w:val="0"/>
-                <w:bCs w:val="0"/>
-                <w:sz w:val="14"/>
-                <w:szCs w:val="20"/>
-              </w:rPr>
-              <w:t>AI 응답의 의미 품질·환각·커버리지 평가는 기존 모델 품질 보고서에서 다룬다.</w:t>
+            <w:tcW w:w="5100" w:type="dxa"/>
+            <w:vAlign w:val="center"/>
+          </w:tcPr>
+          <w:p>
+            <w:pPr>
+              <w:spacing w:after="40"/>
+              <w:rPr>
+                <w:b w:val="0"/>
+                <w:bCs w:val="0"/>
+                <w:sz w:val="20"/>
+                <w:szCs w:val="20"/>
+              </w:rPr>
+            </w:pPr>
+            <w:r>
+              <w:rPr>
+                <w:rFonts w:ascii="맑은 고딕" w:hAnsi="맑은 고딕"/>
+                <w:b w:val="0"/>
+                <w:bCs w:val="0"/>
+                <w:sz w:val="20"/>
+                <w:szCs w:val="20"/>
+              </w:rPr>
+              <w:t>AI 답변의 의미 품질·환각·커버리지는 모델 품질 보고서의 범위다.</w:t>
             </w:r>
           </w:p>
         </w:tc>
@@ -989,8 +981,6 @@
         <w:rPr>
           <w:b w:val="0"/>
           <w:bCs w:val="0"/>
-          <w:sz w:val="20"/>
-          <w:szCs w:val="20"/>
         </w:rPr>
       </w:pPr>
     </w:p>
@@ -1000,8 +990,8 @@
         <w:rPr>
           <w:b w:val="0"/>
           <w:bCs w:val="0"/>
-          <w:sz w:val="38"/>
-          <w:szCs w:val="38"/>
+          <w:sz w:val="26"/>
+          <w:szCs w:val="26"/>
         </w:rPr>
       </w:pPr>
       <w:r>
@@ -1022,13 +1012,13 @@
         <w:jc w:val="center"/>
       </w:tblPr>
       <w:tblGrid>
-        <w:gridCol w:w="2335"/>
-        <w:gridCol w:w="7864"/>
+        <w:gridCol w:w="5100"/>
+        <w:gridCol w:w="5100"/>
       </w:tblGrid>
       <w:tr>
         <w:tc>
           <w:tcPr>
-            <w:tcW w:w="2335" w:type="dxa"/>
+            <w:tcW w:w="5100" w:type="dxa"/>
             <w:shd w:val="clear" w:color="auto" w:fill="E8F0F7"/>
             <w:vAlign w:val="center"/>
           </w:tcPr>
@@ -1047,7 +1037,7 @@
                 <w:rFonts w:ascii="맑은 고딕" w:hAnsi="맑은 고딕"/>
                 <w:b w:val="0"/>
                 <w:bCs w:val="0"/>
-                <w:sz w:val="14"/>
+                <w:sz w:val="20"/>
                 <w:szCs w:val="20"/>
               </w:rPr>
               <w:t>환경</w:t>
@@ -1056,7 +1046,7 @@
         </w:tc>
         <w:tc>
           <w:tcPr>
-            <w:tcW w:w="7864" w:type="dxa"/>
+            <w:tcW w:w="5100" w:type="dxa"/>
             <w:shd w:val="clear" w:color="auto" w:fill="E8F0F7"/>
             <w:vAlign w:val="center"/>
           </w:tcPr>
@@ -1075,7 +1065,7 @@
                 <w:rFonts w:ascii="맑은 고딕" w:hAnsi="맑은 고딕"/>
                 <w:b w:val="0"/>
                 <w:bCs w:val="0"/>
-                <w:sz w:val="14"/>
+                <w:sz w:val="20"/>
                 <w:szCs w:val="20"/>
               </w:rPr>
               <w:t>목적·상태</w:t>
@@ -1086,25 +1076,25 @@
       <w:tr>
         <w:tc>
           <w:tcPr>
-            <w:tcW w:w="2335" w:type="dxa"/>
-            <w:vAlign w:val="center"/>
-          </w:tcPr>
-          <w:p>
-            <w:pPr>
-              <w:spacing w:after="40"/>
-              <w:rPr>
-                <w:b w:val="0"/>
-                <w:bCs w:val="0"/>
-                <w:sz w:val="20"/>
-                <w:szCs w:val="20"/>
-              </w:rPr>
-            </w:pPr>
-            <w:r>
-              <w:rPr>
-                <w:rFonts w:ascii="맑은 고딕" w:hAnsi="맑은 고딕"/>
-                <w:b w:val="0"/>
-                <w:bCs w:val="0"/>
-                <w:sz w:val="14"/>
+            <w:tcW w:w="5100" w:type="dxa"/>
+            <w:vAlign w:val="center"/>
+          </w:tcPr>
+          <w:p>
+            <w:pPr>
+              <w:spacing w:after="40"/>
+              <w:rPr>
+                <w:b w:val="0"/>
+                <w:bCs w:val="0"/>
+                <w:sz w:val="20"/>
+                <w:szCs w:val="20"/>
+              </w:rPr>
+            </w:pPr>
+            <w:r>
+              <w:rPr>
+                <w:rFonts w:ascii="맑은 고딕" w:hAnsi="맑은 고딕"/>
+                <w:b w:val="0"/>
+                <w:bCs w:val="0"/>
+                <w:sz w:val="20"/>
                 <w:szCs w:val="20"/>
               </w:rPr>
               <w:t>로컬 격리 환경 — 수행</w:t>
@@ -1113,28 +1103,28 @@
         </w:tc>
         <w:tc>
           <w:tcPr>
-            <w:tcW w:w="7864" w:type="dxa"/>
-            <w:vAlign w:val="center"/>
-          </w:tcPr>
-          <w:p>
-            <w:pPr>
-              <w:spacing w:after="40"/>
-              <w:rPr>
-                <w:b w:val="0"/>
-                <w:bCs w:val="0"/>
-                <w:sz w:val="20"/>
-                <w:szCs w:val="20"/>
-              </w:rPr>
-            </w:pPr>
-            <w:r>
-              <w:rPr>
-                <w:rFonts w:ascii="맑은 고딕" w:hAnsi="맑은 고딕"/>
-                <w:b w:val="0"/>
-                <w:bCs w:val="0"/>
-                <w:sz w:val="14"/>
-                <w:szCs w:val="20"/>
-              </w:rPr>
-              <w:t>Docker MySQL 8.4의 heyzzabi_test, 임시 HTTPS Gunicorn 1 worker / gthread 2 threads, 테스트 계정 20개, 프로젝트 50건·과제 2,000건. 서버와 부하 발생기가 같은 장비에 있다.</w:t>
+            <w:tcW w:w="5100" w:type="dxa"/>
+            <w:vAlign w:val="center"/>
+          </w:tcPr>
+          <w:p>
+            <w:pPr>
+              <w:spacing w:after="40"/>
+              <w:rPr>
+                <w:b w:val="0"/>
+                <w:bCs w:val="0"/>
+                <w:sz w:val="20"/>
+                <w:szCs w:val="20"/>
+              </w:rPr>
+            </w:pPr>
+            <w:r>
+              <w:rPr>
+                <w:rFonts w:ascii="맑은 고딕" w:hAnsi="맑은 고딕"/>
+                <w:b w:val="0"/>
+                <w:bCs w:val="0"/>
+                <w:sz w:val="20"/>
+                <w:szCs w:val="20"/>
+              </w:rPr>
+              <w:t>Docker MySQL 8.4 heyzzabi_test, 로컬 HTTPS Gunicorn 주로 1 worker / gthread 2 threads, 테스트 계정 20개, 프로젝트 약 50개·과제 약 2,000개. 서버와 부하 발생기가 같은 장비에 있다.</w:t>
             </w:r>
           </w:p>
         </w:tc>
@@ -1142,55 +1132,55 @@
       <w:tr>
         <w:tc>
           <w:tcPr>
-            <w:tcW w:w="2335" w:type="dxa"/>
-            <w:vAlign w:val="center"/>
-          </w:tcPr>
-          <w:p>
-            <w:pPr>
-              <w:spacing w:after="40"/>
-              <w:rPr>
-                <w:b w:val="0"/>
-                <w:bCs w:val="0"/>
-                <w:sz w:val="20"/>
-                <w:szCs w:val="20"/>
-              </w:rPr>
-            </w:pPr>
-            <w:r>
-              <w:rPr>
-                <w:rFonts w:ascii="맑은 고딕" w:hAnsi="맑은 고딕"/>
-                <w:b w:val="0"/>
-                <w:bCs w:val="0"/>
-                <w:sz w:val="14"/>
-                <w:szCs w:val="20"/>
-              </w:rPr>
-              <w:t>배포 환경 — 미수행</w:t>
-            </w:r>
-          </w:p>
-        </w:tc>
-        <w:tc>
-          <w:tcPr>
-            <w:tcW w:w="7864" w:type="dxa"/>
-            <w:vAlign w:val="center"/>
-          </w:tcPr>
-          <w:p>
-            <w:pPr>
-              <w:spacing w:after="40"/>
-              <w:rPr>
-                <w:b w:val="0"/>
-                <w:bCs w:val="0"/>
-                <w:sz w:val="20"/>
-                <w:szCs w:val="20"/>
-              </w:rPr>
-            </w:pPr>
-            <w:r>
-              <w:rPr>
-                <w:rFonts w:ascii="맑은 고딕" w:hAnsi="맑은 고딕"/>
-                <w:b w:val="0"/>
-                <w:bCs w:val="0"/>
-                <w:sz w:val="14"/>
-                <w:szCs w:val="20"/>
-              </w:rPr>
-              <w:t>문서상 경로는 브라우저 → Vercel → AWS EC2(nginx·Gunicorn) → RDS. 별도 테스트 DB·발생기와 실제 인프라 사양을 확정한 뒤 재측정해야 한다.</w:t>
+            <w:tcW w:w="5100" w:type="dxa"/>
+            <w:vAlign w:val="center"/>
+          </w:tcPr>
+          <w:p>
+            <w:pPr>
+              <w:spacing w:after="40"/>
+              <w:rPr>
+                <w:b w:val="0"/>
+                <w:bCs w:val="0"/>
+                <w:sz w:val="20"/>
+                <w:szCs w:val="20"/>
+              </w:rPr>
+            </w:pPr>
+            <w:r>
+              <w:rPr>
+                <w:rFonts w:ascii="맑은 고딕" w:hAnsi="맑은 고딕"/>
+                <w:b w:val="0"/>
+                <w:bCs w:val="0"/>
+                <w:sz w:val="20"/>
+                <w:szCs w:val="20"/>
+              </w:rPr>
+              <w:t>실제 AI — 제한 수행</w:t>
+            </w:r>
+          </w:p>
+        </w:tc>
+        <w:tc>
+          <w:tcPr>
+            <w:tcW w:w="5100" w:type="dxa"/>
+            <w:vAlign w:val="center"/>
+          </w:tcPr>
+          <w:p>
+            <w:pPr>
+              <w:spacing w:after="40"/>
+              <w:rPr>
+                <w:b w:val="0"/>
+                <w:bCs w:val="0"/>
+                <w:sz w:val="20"/>
+                <w:szCs w:val="20"/>
+              </w:rPr>
+            </w:pPr>
+            <w:r>
+              <w:rPr>
+                <w:rFonts w:ascii="맑은 고딕" w:hAnsi="맑은 고딕"/>
+                <w:b w:val="0"/>
+                <w:bCs w:val="0"/>
+                <w:sz w:val="20"/>
+                <w:szCs w:val="20"/>
+              </w:rPr>
+              <w:t>gpt-5 기획서·요구사항·업무 배분 Job을 유형별 1건 실행하고, 기획서 Job을 조회·폴링과 함께 반복했다. gpt-transcribe로 제공 음성 전체를 12개 구간 전사했다. 실제 호출 비용이 발생했으며 청구금액은 별도 확인이 필요하다.</w:t>
             </w:r>
           </w:p>
         </w:tc>
@@ -1198,55 +1188,55 @@
       <w:tr>
         <w:tc>
           <w:tcPr>
-            <w:tcW w:w="2335" w:type="dxa"/>
-            <w:vAlign w:val="center"/>
-          </w:tcPr>
-          <w:p>
-            <w:pPr>
-              <w:spacing w:after="40"/>
-              <w:rPr>
-                <w:b w:val="0"/>
-                <w:bCs w:val="0"/>
-                <w:sz w:val="20"/>
-                <w:szCs w:val="20"/>
-              </w:rPr>
-            </w:pPr>
-            <w:r>
-              <w:rPr>
-                <w:rFonts w:ascii="맑은 고딕" w:hAnsi="맑은 고딕"/>
-                <w:b w:val="0"/>
-                <w:bCs w:val="0"/>
-                <w:sz w:val="14"/>
-                <w:szCs w:val="20"/>
-              </w:rPr>
-              <w:t>실제 AI 환경 — 미수행</w:t>
-            </w:r>
-          </w:p>
-        </w:tc>
-        <w:tc>
-          <w:tcPr>
-            <w:tcW w:w="7864" w:type="dxa"/>
-            <w:vAlign w:val="center"/>
-          </w:tcPr>
-          <w:p>
-            <w:pPr>
-              <w:spacing w:after="40"/>
-              <w:rPr>
-                <w:b w:val="0"/>
-                <w:bCs w:val="0"/>
-                <w:sz w:val="20"/>
-                <w:szCs w:val="20"/>
-              </w:rPr>
-            </w:pPr>
-            <w:r>
-              <w:rPr>
-                <w:rFonts w:ascii="맑은 고딕" w:hAnsi="맑은 고딕"/>
-                <w:b w:val="0"/>
-                <w:bCs w:val="0"/>
-                <w:sz w:val="14"/>
-                <w:szCs w:val="20"/>
-              </w:rPr>
-              <w:t>모델·입력 크기·동시 호출 수·비용 상한·제공자 제한을 정한 뒤 제한된 실호출로 검증한다. 이번 로컬 시험은 외부 AI 호출·비용 없이 실행했다.</w:t>
+            <w:tcW w:w="5100" w:type="dxa"/>
+            <w:vAlign w:val="center"/>
+          </w:tcPr>
+          <w:p>
+            <w:pPr>
+              <w:spacing w:after="40"/>
+              <w:rPr>
+                <w:b w:val="0"/>
+                <w:bCs w:val="0"/>
+                <w:sz w:val="20"/>
+                <w:szCs w:val="20"/>
+              </w:rPr>
+            </w:pPr>
+            <w:r>
+              <w:rPr>
+                <w:rFonts w:ascii="맑은 고딕" w:hAnsi="맑은 고딕"/>
+                <w:b w:val="0"/>
+                <w:bCs w:val="0"/>
+                <w:sz w:val="20"/>
+                <w:szCs w:val="20"/>
+              </w:rPr>
+              <w:t>배포 환경 — 미수행</w:t>
+            </w:r>
+          </w:p>
+        </w:tc>
+        <w:tc>
+          <w:tcPr>
+            <w:tcW w:w="5100" w:type="dxa"/>
+            <w:vAlign w:val="center"/>
+          </w:tcPr>
+          <w:p>
+            <w:pPr>
+              <w:spacing w:after="40"/>
+              <w:rPr>
+                <w:b w:val="0"/>
+                <w:bCs w:val="0"/>
+                <w:sz w:val="20"/>
+                <w:szCs w:val="20"/>
+              </w:rPr>
+            </w:pPr>
+            <w:r>
+              <w:rPr>
+                <w:rFonts w:ascii="맑은 고딕" w:hAnsi="맑은 고딕"/>
+                <w:b w:val="0"/>
+                <w:bCs w:val="0"/>
+                <w:sz w:val="20"/>
+                <w:szCs w:val="20"/>
+              </w:rPr>
+              <w:t>문서상 브라우저 → Vercel → AWS EC2(nginx·Gunicorn) → RDS 경로다. 로컬 측정에는 프록시·네트워크·RDS 자원 특성이 포함되지 않는다.</w:t>
             </w:r>
           </w:p>
         </w:tc>
@@ -1258,8 +1248,6 @@
         <w:rPr>
           <w:b w:val="0"/>
           <w:bCs w:val="0"/>
-          <w:sz w:val="20"/>
-          <w:szCs w:val="20"/>
         </w:rPr>
       </w:pPr>
     </w:p>
@@ -1269,8 +1257,6 @@
         <w:rPr>
           <w:b w:val="0"/>
           <w:bCs w:val="0"/>
-          <w:sz w:val="38"/>
-          <w:szCs w:val="38"/>
         </w:rPr>
       </w:pPr>
       <w:r>
@@ -1289,16 +1275,12 @@
         <w:rPr>
           <w:b w:val="0"/>
           <w:bCs w:val="0"/>
-          <w:sz w:val="20"/>
-          <w:szCs w:val="20"/>
         </w:rPr>
       </w:pPr>
       <w:r>
         <w:rPr>
           <w:b w:val="0"/>
           <w:bCs w:val="0"/>
-          <w:sz w:val="20"/>
-          <w:szCs w:val="20"/>
         </w:rPr>
         <w:t>대상 URL과 테스트 전용 DB를 확인한다. 공유 AWS DB에는 부하·시드·장애 주입을 실행하지 않는다.</w:t>
       </w:r>
@@ -1309,18 +1291,14 @@
         <w:rPr>
           <w:b w:val="0"/>
           <w:bCs w:val="0"/>
-          <w:sz w:val="20"/>
-          <w:szCs w:val="20"/>
         </w:rPr>
       </w:pPr>
       <w:r>
         <w:rPr>
           <w:b w:val="0"/>
           <w:bCs w:val="0"/>
-          <w:sz w:val="20"/>
-          <w:szCs w:val="20"/>
-        </w:rPr>
-        <w:t>실행 코드·의존성·마이그레이션·HTTP 로그인 상태를 확인한다.</w:t>
+        </w:rPr>
+        <w:t>실행 코드·의존성·마이그레이션·HTTP 로그인 상태를 점검한다.</w:t>
       </w:r>
     </w:p>
     <w:p>
@@ -1329,18 +1307,14 @@
         <w:rPr>
           <w:b w:val="0"/>
           <w:bCs w:val="0"/>
-          <w:sz w:val="20"/>
-          <w:szCs w:val="20"/>
         </w:rPr>
       </w:pPr>
       <w:r>
         <w:rPr>
           <w:b w:val="0"/>
           <w:bCs w:val="0"/>
-          <w:sz w:val="20"/>
-          <w:szCs w:val="20"/>
-        </w:rPr>
-        <w:t>PM·일반 계정, 합성 데이터의 규모와 삭제·복구 방법을 준비한다.</w:t>
+        </w:rPr>
+        <w:t>PM·일반 계정, 합성 데이터 규모와 삭제·복구 방법을 준비한다.</w:t>
       </w:r>
     </w:p>
     <w:p>
@@ -1349,18 +1323,14 @@
         <w:rPr>
           <w:b w:val="0"/>
           <w:bCs w:val="0"/>
-          <w:sz w:val="20"/>
-          <w:szCs w:val="20"/>
         </w:rPr>
       </w:pPr>
       <w:r>
         <w:rPr>
           <w:b w:val="0"/>
           <w:bCs w:val="0"/>
-          <w:sz w:val="20"/>
-          <w:szCs w:val="20"/>
-        </w:rPr>
-        <w:t>목표 사용자 수·요청률·지속 시간과 p95·오류율·정합성 기준을 합의한다.</w:t>
+        </w:rPr>
+        <w:t>목표 사용자 수·요청률·지속 시간 및 p95·오류율·정합성 기준을 합의한다.</w:t>
       </w:r>
     </w:p>
     <w:p>
@@ -1369,18 +1339,14 @@
         <w:rPr>
           <w:b w:val="0"/>
           <w:bCs w:val="0"/>
-          <w:sz w:val="20"/>
-          <w:szCs w:val="20"/>
         </w:rPr>
       </w:pPr>
       <w:r>
         <w:rPr>
           <w:b w:val="0"/>
           <w:bCs w:val="0"/>
-          <w:sz w:val="20"/>
-          <w:szCs w:val="20"/>
-        </w:rPr>
-        <w:t>실제 AI 시험이라면 모델·호출량·비용·시간 상한을 먼저 확정한다.</w:t>
+        </w:rPr>
+        <w:t>실제 AI 시험은 모델·호출량·비용·시간 상한을 정하고 제공자 오류 시 중단 조건을 확인한다.</w:t>
       </w:r>
     </w:p>
     <w:p>
@@ -1389,18 +1355,14 @@
         <w:rPr>
           <w:b w:val="0"/>
           <w:bCs w:val="0"/>
-          <w:sz w:val="20"/>
-          <w:szCs w:val="20"/>
         </w:rPr>
       </w:pPr>
       <w:r>
         <w:rPr>
           <w:b w:val="0"/>
           <w:bCs w:val="0"/>
-          <w:sz w:val="20"/>
-          <w:szCs w:val="20"/>
-        </w:rPr>
-        <w:t>서버·DB CPU, 메모리, 연결, 잠금과 Job 상태를 관찰할 권한을 확보한다.</w:t>
+        </w:rPr>
+        <w:t>서버·DB CPU·메모리·연결·잠금과 Job 상태를 관찰할 권한을 확보한다.</w:t>
       </w:r>
     </w:p>
     <w:p>
@@ -1409,18 +1371,14 @@
         <w:rPr>
           <w:b w:val="0"/>
           <w:bCs w:val="0"/>
-          <w:sz w:val="20"/>
-          <w:szCs w:val="20"/>
         </w:rPr>
       </w:pPr>
       <w:r>
         <w:rPr>
           <w:b w:val="0"/>
           <w:bCs w:val="0"/>
-          <w:sz w:val="20"/>
-          <w:szCs w:val="20"/>
-        </w:rPr>
-        <w:t>중단 조건과 워커 재시작 후 잔류 Job 처리 절차를 정한다.</w:t>
+        </w:rPr>
+        <w:t>워커 재시작 후 잔류 Job 정리·재실행 정책을 정한다.</w:t>
       </w:r>
     </w:p>
     <w:p>
@@ -1428,18 +1386,14 @@
         <w:rPr>
           <w:b w:val="0"/>
           <w:bCs w:val="0"/>
-          <w:sz w:val="20"/>
-          <w:szCs w:val="20"/>
         </w:rPr>
       </w:pPr>
       <w:r>
         <w:rPr>
           <w:b w:val="0"/>
           <w:bCs w:val="0"/>
-          <w:sz w:val="20"/>
-          <w:szCs w:val="20"/>
-        </w:rPr>
-        <w:t>로컬 시험에 필요한 DB 분리·계정·합성 데이터·정리 절차는 준비해 사용했다. 배포 환경 사양, 실제 AI 예산과 운영 복구 정책은 아직 확정되지 않았다.</w:t>
+        </w:rPr>
+        <w:t>로컬 시험에는 격리 DB·계정·합성 데이터와 정리 절차를 사용했다. 배포 환경 사양·운영 용량 목표·자동 Job 복구 정책은 별도로 확정해야 한다.</w:t>
       </w:r>
     </w:p>
     <w:p>
@@ -1448,8 +1402,6 @@
         <w:rPr>
           <w:b w:val="0"/>
           <w:bCs w:val="0"/>
-          <w:sz w:val="38"/>
-          <w:szCs w:val="38"/>
         </w:rPr>
       </w:pPr>
       <w:r>
@@ -1470,13 +1422,13 @@
         <w:jc w:val="center"/>
       </w:tblPr>
       <w:tblGrid>
-        <w:gridCol w:w="1677"/>
-        <w:gridCol w:w="8522"/>
+        <w:gridCol w:w="5100"/>
+        <w:gridCol w:w="5100"/>
       </w:tblGrid>
       <w:tr>
         <w:tc>
           <w:tcPr>
-            <w:tcW w:w="1677" w:type="dxa"/>
+            <w:tcW w:w="5100" w:type="dxa"/>
             <w:shd w:val="clear" w:color="auto" w:fill="E8F0F7"/>
             <w:vAlign w:val="center"/>
           </w:tcPr>
@@ -1495,7 +1447,7 @@
                 <w:rFonts w:ascii="맑은 고딕" w:hAnsi="맑은 고딕"/>
                 <w:b w:val="0"/>
                 <w:bCs w:val="0"/>
-                <w:sz w:val="14"/>
+                <w:sz w:val="20"/>
                 <w:szCs w:val="20"/>
               </w:rPr>
               <w:t>단계</w:t>
@@ -1504,7 +1456,7 @@
         </w:tc>
         <w:tc>
           <w:tcPr>
-            <w:tcW w:w="8522" w:type="dxa"/>
+            <w:tcW w:w="5100" w:type="dxa"/>
             <w:shd w:val="clear" w:color="auto" w:fill="E8F0F7"/>
             <w:vAlign w:val="center"/>
           </w:tcPr>
@@ -1523,7 +1475,7 @@
                 <w:rFonts w:ascii="맑은 고딕" w:hAnsi="맑은 고딕"/>
                 <w:b w:val="0"/>
                 <w:bCs w:val="0"/>
-                <w:sz w:val="14"/>
+                <w:sz w:val="20"/>
                 <w:szCs w:val="20"/>
               </w:rPr>
               <w:t>계획과 잠정 판정 기준</w:t>
@@ -1534,25 +1486,25 @@
       <w:tr>
         <w:tc>
           <w:tcPr>
-            <w:tcW w:w="1677" w:type="dxa"/>
-            <w:vAlign w:val="center"/>
-          </w:tcPr>
-          <w:p>
-            <w:pPr>
-              <w:spacing w:after="40"/>
-              <w:rPr>
-                <w:b w:val="0"/>
-                <w:bCs w:val="0"/>
-                <w:sz w:val="20"/>
-                <w:szCs w:val="20"/>
-              </w:rPr>
-            </w:pPr>
-            <w:r>
-              <w:rPr>
-                <w:rFonts w:ascii="맑은 고딕" w:hAnsi="맑은 고딕"/>
-                <w:b w:val="0"/>
-                <w:bCs w:val="0"/>
-                <w:sz w:val="14"/>
+            <w:tcW w:w="5100" w:type="dxa"/>
+            <w:vAlign w:val="center"/>
+          </w:tcPr>
+          <w:p>
+            <w:pPr>
+              <w:spacing w:after="40"/>
+              <w:rPr>
+                <w:b w:val="0"/>
+                <w:bCs w:val="0"/>
+                <w:sz w:val="20"/>
+                <w:szCs w:val="20"/>
+              </w:rPr>
+            </w:pPr>
+            <w:r>
+              <w:rPr>
+                <w:rFonts w:ascii="맑은 고딕" w:hAnsi="맑은 고딕"/>
+                <w:b w:val="0"/>
+                <w:bCs w:val="0"/>
+                <w:sz w:val="20"/>
                 <w:szCs w:val="20"/>
               </w:rPr>
               <w:t>일반 API</w:t>
@@ -1561,25 +1513,25 @@
         </w:tc>
         <w:tc>
           <w:tcPr>
-            <w:tcW w:w="8522" w:type="dxa"/>
-            <w:vAlign w:val="center"/>
-          </w:tcPr>
-          <w:p>
-            <w:pPr>
-              <w:spacing w:after="40"/>
-              <w:rPr>
-                <w:b w:val="0"/>
-                <w:bCs w:val="0"/>
-                <w:sz w:val="20"/>
-                <w:szCs w:val="20"/>
-              </w:rPr>
-            </w:pPr>
-            <w:r>
-              <w:rPr>
-                <w:rFonts w:ascii="맑은 고딕" w:hAnsi="맑은 고딕"/>
-                <w:b w:val="0"/>
-                <w:bCs w:val="0"/>
-                <w:sz w:val="14"/>
+            <w:tcW w:w="5100" w:type="dxa"/>
+            <w:vAlign w:val="center"/>
+          </w:tcPr>
+          <w:p>
+            <w:pPr>
+              <w:spacing w:after="40"/>
+              <w:rPr>
+                <w:b w:val="0"/>
+                <w:bCs w:val="0"/>
+                <w:sz w:val="20"/>
+                <w:szCs w:val="20"/>
+              </w:rPr>
+            </w:pPr>
+            <w:r>
+              <w:rPr>
+                <w:rFonts w:ascii="맑은 고딕" w:hAnsi="맑은 고딕"/>
+                <w:b w:val="0"/>
+                <w:bCs w:val="0"/>
+                <w:sz w:val="20"/>
                 <w:szCs w:val="20"/>
               </w:rPr>
               <w:t>1명 기준 → 10·30·50·100명 단계 부하 → 주요 조건 3회 반복. 조회 경로별 p95 ≤1초, 예상 밖 오류율 &lt;1%.</w:t>
@@ -1590,25 +1542,25 @@
       <w:tr>
         <w:tc>
           <w:tcPr>
-            <w:tcW w:w="1677" w:type="dxa"/>
-            <w:vAlign w:val="center"/>
-          </w:tcPr>
-          <w:p>
-            <w:pPr>
-              <w:spacing w:after="40"/>
-              <w:rPr>
-                <w:b w:val="0"/>
-                <w:bCs w:val="0"/>
-                <w:sz w:val="20"/>
-                <w:szCs w:val="20"/>
-              </w:rPr>
-            </w:pPr>
-            <w:r>
-              <w:rPr>
-                <w:rFonts w:ascii="맑은 고딕" w:hAnsi="맑은 고딕"/>
-                <w:b w:val="0"/>
-                <w:bCs w:val="0"/>
-                <w:sz w:val="14"/>
+            <w:tcW w:w="5100" w:type="dxa"/>
+            <w:vAlign w:val="center"/>
+          </w:tcPr>
+          <w:p>
+            <w:pPr>
+              <w:spacing w:after="40"/>
+              <w:rPr>
+                <w:b w:val="0"/>
+                <w:bCs w:val="0"/>
+                <w:sz w:val="20"/>
+                <w:szCs w:val="20"/>
+              </w:rPr>
+            </w:pPr>
+            <w:r>
+              <w:rPr>
+                <w:rFonts w:ascii="맑은 고딕" w:hAnsi="맑은 고딕"/>
+                <w:b w:val="0"/>
+                <w:bCs w:val="0"/>
+                <w:sz w:val="20"/>
                 <w:szCs w:val="20"/>
               </w:rPr>
               <w:t>쓰기·정합성</w:t>
@@ -1617,25 +1569,25 @@
         </w:tc>
         <w:tc>
           <w:tcPr>
-            <w:tcW w:w="8522" w:type="dxa"/>
-            <w:vAlign w:val="center"/>
-          </w:tcPr>
-          <w:p>
-            <w:pPr>
-              <w:spacing w:after="40"/>
-              <w:rPr>
-                <w:b w:val="0"/>
-                <w:bCs w:val="0"/>
-                <w:sz w:val="20"/>
-                <w:szCs w:val="20"/>
-              </w:rPr>
-            </w:pPr>
-            <w:r>
-              <w:rPr>
-                <w:rFonts w:ascii="맑은 고딕" w:hAnsi="맑은 고딕"/>
-                <w:b w:val="0"/>
-                <w:bCs w:val="0"/>
-                <w:sz w:val="14"/>
+            <w:tcW w:w="5100" w:type="dxa"/>
+            <w:vAlign w:val="center"/>
+          </w:tcPr>
+          <w:p>
+            <w:pPr>
+              <w:spacing w:after="40"/>
+              <w:rPr>
+                <w:b w:val="0"/>
+                <w:bCs w:val="0"/>
+                <w:sz w:val="20"/>
+                <w:szCs w:val="20"/>
+              </w:rPr>
+            </w:pPr>
+            <w:r>
+              <w:rPr>
+                <w:rFonts w:ascii="맑은 고딕" w:hAnsi="맑은 고딕"/>
+                <w:b w:val="0"/>
+                <w:bCs w:val="0"/>
+                <w:sz w:val="20"/>
                 <w:szCs w:val="20"/>
               </w:rPr>
               <w:t>수정·승인·확정 및 동일 업무/문서 경합. 중복 생성·변경 유실·부분 저장 0건.</w:t>
@@ -1646,25 +1598,25 @@
       <w:tr>
         <w:tc>
           <w:tcPr>
-            <w:tcW w:w="1677" w:type="dxa"/>
-            <w:vAlign w:val="center"/>
-          </w:tcPr>
-          <w:p>
-            <w:pPr>
-              <w:spacing w:after="40"/>
-              <w:rPr>
-                <w:b w:val="0"/>
-                <w:bCs w:val="0"/>
-                <w:sz w:val="20"/>
-                <w:szCs w:val="20"/>
-              </w:rPr>
-            </w:pPr>
-            <w:r>
-              <w:rPr>
-                <w:rFonts w:ascii="맑은 고딕" w:hAnsi="맑은 고딕"/>
-                <w:b w:val="0"/>
-                <w:bCs w:val="0"/>
-                <w:sz w:val="14"/>
+            <w:tcW w:w="5100" w:type="dxa"/>
+            <w:vAlign w:val="center"/>
+          </w:tcPr>
+          <w:p>
+            <w:pPr>
+              <w:spacing w:after="40"/>
+              <w:rPr>
+                <w:b w:val="0"/>
+                <w:bCs w:val="0"/>
+                <w:sz w:val="20"/>
+                <w:szCs w:val="20"/>
+              </w:rPr>
+            </w:pPr>
+            <w:r>
+              <w:rPr>
+                <w:rFonts w:ascii="맑은 고딕" w:hAnsi="맑은 고딕"/>
+                <w:b w:val="0"/>
+                <w:bCs w:val="0"/>
+                <w:sz w:val="20"/>
                 <w:szCs w:val="20"/>
               </w:rPr>
               <w:t>AI·혼합</w:t>
@@ -1673,28 +1625,28 @@
         </w:tc>
         <w:tc>
           <w:tcPr>
-            <w:tcW w:w="8522" w:type="dxa"/>
-            <w:vAlign w:val="center"/>
-          </w:tcPr>
-          <w:p>
-            <w:pPr>
-              <w:spacing w:after="40"/>
-              <w:rPr>
-                <w:b w:val="0"/>
-                <w:bCs w:val="0"/>
-                <w:sz w:val="20"/>
-                <w:szCs w:val="20"/>
-              </w:rPr>
-            </w:pPr>
-            <w:r>
-              <w:rPr>
-                <w:rFonts w:ascii="맑은 고딕" w:hAnsi="맑은 고딕"/>
-                <w:b w:val="0"/>
-                <w:bCs w:val="0"/>
-                <w:sz w:val="14"/>
-                <w:szCs w:val="20"/>
-              </w:rPr>
-              <w:t>AI Job 1→2→5→10건과 UI 주기 약 1.5초 폴링, 일반 조회 동시 실행. 접수 202와 최종 성공을 분리하고 결과 DB를 검사한다.</w:t>
+            <w:tcW w:w="5100" w:type="dxa"/>
+            <w:vAlign w:val="center"/>
+          </w:tcPr>
+          <w:p>
+            <w:pPr>
+              <w:spacing w:after="40"/>
+              <w:rPr>
+                <w:b w:val="0"/>
+                <w:bCs w:val="0"/>
+                <w:sz w:val="20"/>
+                <w:szCs w:val="20"/>
+              </w:rPr>
+            </w:pPr>
+            <w:r>
+              <w:rPr>
+                <w:rFonts w:ascii="맑은 고딕" w:hAnsi="맑은 고딕"/>
+                <w:b w:val="0"/>
+                <w:bCs w:val="0"/>
+                <w:sz w:val="20"/>
+                <w:szCs w:val="20"/>
+              </w:rPr>
+              <w:t>AI Job 1→2→5→10건, 약 1.5초 간격 UI 폴링과 일반 조회 동시 실행. HTTP 202 접수와 최종 성공·DB 결과를 분리해 검사한다. 일반 조회 경로별 상대 p95 증가율은 잠정 30% 이내.</w:t>
             </w:r>
           </w:p>
         </w:tc>
@@ -1702,25 +1654,25 @@
       <w:tr>
         <w:tc>
           <w:tcPr>
-            <w:tcW w:w="1677" w:type="dxa"/>
-            <w:vAlign w:val="center"/>
-          </w:tcPr>
-          <w:p>
-            <w:pPr>
-              <w:spacing w:after="40"/>
-              <w:rPr>
-                <w:b w:val="0"/>
-                <w:bCs w:val="0"/>
-                <w:sz w:val="20"/>
-                <w:szCs w:val="20"/>
-              </w:rPr>
-            </w:pPr>
-            <w:r>
-              <w:rPr>
-                <w:rFonts w:ascii="맑은 고딕" w:hAnsi="맑은 고딕"/>
-                <w:b w:val="0"/>
-                <w:bCs w:val="0"/>
-                <w:sz w:val="14"/>
+            <w:tcW w:w="5100" w:type="dxa"/>
+            <w:vAlign w:val="center"/>
+          </w:tcPr>
+          <w:p>
+            <w:pPr>
+              <w:spacing w:after="40"/>
+              <w:rPr>
+                <w:b w:val="0"/>
+                <w:bCs w:val="0"/>
+                <w:sz w:val="20"/>
+                <w:szCs w:val="20"/>
+              </w:rPr>
+            </w:pPr>
+            <w:r>
+              <w:rPr>
+                <w:rFonts w:ascii="맑은 고딕" w:hAnsi="맑은 고딕"/>
+                <w:b w:val="0"/>
+                <w:bCs w:val="0"/>
+                <w:sz w:val="20"/>
                 <w:szCs w:val="20"/>
               </w:rPr>
               <w:t>급증·지속·복구</w:t>
@@ -1729,28 +1681,28 @@
         </w:tc>
         <w:tc>
           <w:tcPr>
-            <w:tcW w:w="8522" w:type="dxa"/>
-            <w:vAlign w:val="center"/>
-          </w:tcPr>
-          <w:p>
-            <w:pPr>
-              <w:spacing w:after="40"/>
-              <w:rPr>
-                <w:b w:val="0"/>
-                <w:bCs w:val="0"/>
-                <w:sz w:val="20"/>
-                <w:szCs w:val="20"/>
-              </w:rPr>
-            </w:pPr>
-            <w:r>
-              <w:rPr>
-                <w:rFonts w:ascii="맑은 고딕" w:hAnsi="맑은 고딕"/>
-                <w:b w:val="0"/>
-                <w:bCs w:val="0"/>
-                <w:sz w:val="14"/>
-                <w:szCs w:val="20"/>
-              </w:rPr>
-              <w:t>정상 부하의 2~3배 급증 후 5분 이내 회복, 목표 부하 1~2시간 유지, 실행 중 워커 재시작과 잔류 Job 확인.</w:t>
+            <w:tcW w:w="5100" w:type="dxa"/>
+            <w:vAlign w:val="center"/>
+          </w:tcPr>
+          <w:p>
+            <w:pPr>
+              <w:spacing w:after="40"/>
+              <w:rPr>
+                <w:b w:val="0"/>
+                <w:bCs w:val="0"/>
+                <w:sz w:val="20"/>
+                <w:szCs w:val="20"/>
+              </w:rPr>
+            </w:pPr>
+            <w:r>
+              <w:rPr>
+                <w:rFonts w:ascii="맑은 고딕" w:hAnsi="맑은 고딕"/>
+                <w:b w:val="0"/>
+                <w:bCs w:val="0"/>
+                <w:sz w:val="20"/>
+                <w:szCs w:val="20"/>
+              </w:rPr>
+              <w:t>정상 부하의 2~3배 급증 후 회복, 목표 부하 1~2시간 유지, 실행 중 워커 재시작과 잔류 Job 처리 확인.</w:t>
             </w:r>
           </w:p>
         </w:tc>
@@ -1762,8 +1714,6 @@
         <w:rPr>
           <w:b w:val="0"/>
           <w:bCs w:val="0"/>
-          <w:sz w:val="20"/>
-          <w:szCs w:val="20"/>
         </w:rPr>
       </w:pPr>
     </w:p>
@@ -1772,18 +1722,14 @@
         <w:rPr>
           <w:b w:val="0"/>
           <w:bCs w:val="0"/>
-          <w:sz w:val="20"/>
-          <w:szCs w:val="20"/>
         </w:rPr>
       </w:pPr>
       <w:r>
         <w:rPr>
           <w:b w:val="0"/>
           <w:bCs w:val="0"/>
-          <w:sz w:val="20"/>
-          <w:szCs w:val="20"/>
-        </w:rPr>
-        <w:t>위 수치는 계획·잠정 기준이다. 아래 결과는 실제 수행한 로컬 조건에만 적용한다.</w:t>
+        </w:rPr>
+        <w:t>위 수치는 계획·잠정 기준이다. 아래 판정은 실제 수행한 로컬 조건에만 적용한다.</w:t>
       </w:r>
     </w:p>
     <w:p>
@@ -1792,8 +1738,6 @@
         <w:rPr>
           <w:b w:val="0"/>
           <w:bCs w:val="0"/>
-          <w:sz w:val="38"/>
-          <w:szCs w:val="38"/>
         </w:rPr>
       </w:pPr>
       <w:r>
@@ -1811,18 +1755,14 @@
         <w:rPr>
           <w:b w:val="0"/>
           <w:bCs w:val="0"/>
-          <w:sz w:val="20"/>
-          <w:szCs w:val="20"/>
         </w:rPr>
       </w:pPr>
       <w:r>
         <w:rPr>
           <w:b w:val="0"/>
           <w:bCs w:val="0"/>
-          <w:sz w:val="20"/>
-          <w:szCs w:val="20"/>
-        </w:rPr>
-        <w:t>httpx 부하 발생기로 실제 HTTPS·쿠키 인증·CSRF 경로를 호출하고, Gunicorn과 로컬 MySQL을 사용했다. 요청별 상태코드·응답시간을 CSV에 기록하고 p95는 nearest-rank 방식으로 계산했다. psutil로 서버 자원 표본을 수집했다. AI 시험은 로컬 DB 확인을 강제하는 테스트 전용 WSGI에서 외부 함수만 합성 응답·지연·예외로 교체했다. Job 접수, 백그라운드 스레드, 상태 폴링과 가능한 DB 저장 경로는 실제 코드로 검증했다. 시험별 임시 문서·Job·업무는 종료 후 정리하고 기존 과제 2,000건 유지를 확인했다.</w:t>
+        </w:rPr>
+        <w:t>httpx 발생기로 HTTPS·쿠키 인증·CSRF 경로를 호출하고 상태코드·응답시간을 CSV에 남겼다. p95는 nearest-rank 방식으로 계산하고 Gunicorn 자원과 MySQL 상태 카운터를 수집했다. AI Job은 외부 모델 함수만 대체한 모의 시험과 실제 제공자 호출 시험을 분리했다. PERF-09는 동일한 조회·폴링 일정에서 무AI(C)·실제 AI(A)를 C-A-C-A-C-A-C 순서로 비교했다. 요청 8,470건의 ID와 클라이언트 시작, Gunicorn 대기열 투입·스레드 시작, WSGI 처리, SQL 실행, 응답 완료 시각을 연결했다. 임시 문서·Job은 종료 후 정리했다.</w:t>
       </w:r>
     </w:p>
     <w:p>
@@ -1831,8 +1771,6 @@
         <w:rPr>
           <w:b w:val="0"/>
           <w:bCs w:val="0"/>
-          <w:sz w:val="38"/>
-          <w:szCs w:val="38"/>
         </w:rPr>
       </w:pPr>
       <w:r>
@@ -1853,14 +1791,14 @@
         <w:jc w:val="center"/>
       </w:tblPr>
       <w:tblGrid>
-        <w:gridCol w:w="3017"/>
-        <w:gridCol w:w="3782"/>
+        <w:gridCol w:w="3400"/>
+        <w:gridCol w:w="3400"/>
         <w:gridCol w:w="3400"/>
       </w:tblGrid>
       <w:tr>
         <w:tc>
           <w:tcPr>
-            <w:tcW w:w="3017" w:type="dxa"/>
+            <w:tcW w:w="3400" w:type="dxa"/>
             <w:shd w:val="clear" w:color="auto" w:fill="E8F0F7"/>
             <w:vAlign w:val="center"/>
           </w:tcPr>
@@ -1879,7 +1817,7 @@
                 <w:rFonts w:ascii="맑은 고딕" w:hAnsi="맑은 고딕"/>
                 <w:b w:val="0"/>
                 <w:bCs w:val="0"/>
-                <w:sz w:val="14"/>
+                <w:sz w:val="20"/>
                 <w:szCs w:val="20"/>
               </w:rPr>
               <w:t>시험</w:t>
@@ -1888,7 +1826,7 @@
         </w:tc>
         <w:tc>
           <w:tcPr>
-            <w:tcW w:w="3782" w:type="dxa"/>
+            <w:tcW w:w="3400" w:type="dxa"/>
             <w:shd w:val="clear" w:color="auto" w:fill="E8F0F7"/>
             <w:vAlign w:val="center"/>
           </w:tcPr>
@@ -1907,7 +1845,7 @@
                 <w:rFonts w:ascii="맑은 고딕" w:hAnsi="맑은 고딕"/>
                 <w:b w:val="0"/>
                 <w:bCs w:val="0"/>
-                <w:sz w:val="14"/>
+                <w:sz w:val="20"/>
                 <w:szCs w:val="20"/>
               </w:rPr>
               <w:t>주요 결과</w:t>
@@ -1935,7 +1873,7 @@
                 <w:rFonts w:ascii="맑은 고딕" w:hAnsi="맑은 고딕"/>
                 <w:b w:val="0"/>
                 <w:bCs w:val="0"/>
-                <w:sz w:val="14"/>
+                <w:sz w:val="20"/>
                 <w:szCs w:val="20"/>
               </w:rPr>
               <w:t>판정·의미</w:t>
@@ -1946,25 +1884,25 @@
       <w:tr>
         <w:tc>
           <w:tcPr>
-            <w:tcW w:w="3017" w:type="dxa"/>
-            <w:vAlign w:val="center"/>
-          </w:tcPr>
-          <w:p>
-            <w:pPr>
-              <w:spacing w:after="40"/>
-              <w:rPr>
-                <w:b w:val="0"/>
-                <w:bCs w:val="0"/>
-                <w:sz w:val="20"/>
-                <w:szCs w:val="20"/>
-              </w:rPr>
-            </w:pPr>
-            <w:r>
-              <w:rPr>
-                <w:rFonts w:ascii="맑은 고딕" w:hAnsi="맑은 고딕"/>
-                <w:b w:val="0"/>
-                <w:bCs w:val="0"/>
-                <w:sz w:val="14"/>
+            <w:tcW w:w="3400" w:type="dxa"/>
+            <w:vAlign w:val="center"/>
+          </w:tcPr>
+          <w:p>
+            <w:pPr>
+              <w:spacing w:after="40"/>
+              <w:rPr>
+                <w:b w:val="0"/>
+                <w:bCs w:val="0"/>
+                <w:sz w:val="20"/>
+                <w:szCs w:val="20"/>
+              </w:rPr>
+            </w:pPr>
+            <w:r>
+              <w:rPr>
+                <w:rFonts w:ascii="맑은 고딕" w:hAnsi="맑은 고딕"/>
+                <w:b w:val="0"/>
+                <w:bCs w:val="0"/>
+                <w:sz w:val="20"/>
                 <w:szCs w:val="20"/>
               </w:rPr>
               <w:t>일반 조회 20명·5분·3회</w:t>
@@ -1973,52 +1911,52 @@
         </w:tc>
         <w:tc>
           <w:tcPr>
-            <w:tcW w:w="3782" w:type="dxa"/>
-            <w:vAlign w:val="center"/>
-          </w:tcPr>
-          <w:p>
-            <w:pPr>
-              <w:spacing w:after="40"/>
-              <w:rPr>
-                <w:b w:val="0"/>
-                <w:bCs w:val="0"/>
-                <w:sz w:val="20"/>
-                <w:szCs w:val="20"/>
-              </w:rPr>
-            </w:pPr>
-            <w:r>
-              <w:rPr>
-                <w:rFonts w:ascii="맑은 고딕" w:hAnsi="맑은 고딕"/>
-                <w:b w:val="0"/>
-                <w:bCs w:val="0"/>
-                <w:sz w:val="14"/>
-                <w:szCs w:val="20"/>
-              </w:rPr>
-              <w:t>총 5,073건, 오류 0건; 회차별 전체 p95 129.4 / 114.9 / 111.5ms</w:t>
-            </w:r>
-          </w:p>
-        </w:tc>
-        <w:tc>
-          <w:tcPr>
-            <w:tcW w:w="3400" w:type="dxa"/>
-            <w:vAlign w:val="center"/>
-          </w:tcPr>
-          <w:p>
-            <w:pPr>
-              <w:spacing w:after="40"/>
-              <w:rPr>
-                <w:b w:val="0"/>
-                <w:bCs w:val="0"/>
-                <w:sz w:val="20"/>
-                <w:szCs w:val="20"/>
-              </w:rPr>
-            </w:pPr>
-            <w:r>
-              <w:rPr>
-                <w:rFonts w:ascii="맑은 고딕" w:hAnsi="맑은 고딕"/>
-                <w:b w:val="0"/>
-                <w:bCs w:val="0"/>
-                <w:sz w:val="14"/>
+            <w:tcW w:w="3400" w:type="dxa"/>
+            <w:vAlign w:val="center"/>
+          </w:tcPr>
+          <w:p>
+            <w:pPr>
+              <w:spacing w:after="40"/>
+              <w:rPr>
+                <w:b w:val="0"/>
+                <w:bCs w:val="0"/>
+                <w:sz w:val="20"/>
+                <w:szCs w:val="20"/>
+              </w:rPr>
+            </w:pPr>
+            <w:r>
+              <w:rPr>
+                <w:rFonts w:ascii="맑은 고딕" w:hAnsi="맑은 고딕"/>
+                <w:b w:val="0"/>
+                <w:bCs w:val="0"/>
+                <w:sz w:val="20"/>
+                <w:szCs w:val="20"/>
+              </w:rPr>
+              <w:t>총 5,073건·오류 0건, 회차별 전체 p95 129.4 / 114.9 / 111.5ms</w:t>
+            </w:r>
+          </w:p>
+        </w:tc>
+        <w:tc>
+          <w:tcPr>
+            <w:tcW w:w="3400" w:type="dxa"/>
+            <w:vAlign w:val="center"/>
+          </w:tcPr>
+          <w:p>
+            <w:pPr>
+              <w:spacing w:after="40"/>
+              <w:rPr>
+                <w:b w:val="0"/>
+                <w:bCs w:val="0"/>
+                <w:sz w:val="20"/>
+                <w:szCs w:val="20"/>
+              </w:rPr>
+            </w:pPr>
+            <w:r>
+              <w:rPr>
+                <w:rFonts w:ascii="맑은 고딕" w:hAnsi="맑은 고딕"/>
+                <w:b w:val="0"/>
+                <w:bCs w:val="0"/>
+                <w:sz w:val="20"/>
                 <w:szCs w:val="20"/>
               </w:rPr>
               <w:t>수행 조건에서 잠정 조회 기준 충족</w:t>
@@ -2029,25 +1967,25 @@
       <w:tr>
         <w:tc>
           <w:tcPr>
-            <w:tcW w:w="3017" w:type="dxa"/>
-            <w:vAlign w:val="center"/>
-          </w:tcPr>
-          <w:p>
-            <w:pPr>
-              <w:spacing w:after="40"/>
-              <w:rPr>
-                <w:b w:val="0"/>
-                <w:bCs w:val="0"/>
-                <w:sz w:val="20"/>
-                <w:szCs w:val="20"/>
-              </w:rPr>
-            </w:pPr>
-            <w:r>
-              <w:rPr>
-                <w:rFonts w:ascii="맑은 고딕" w:hAnsi="맑은 고딕"/>
-                <w:b w:val="0"/>
-                <w:bCs w:val="0"/>
-                <w:sz w:val="14"/>
+            <w:tcW w:w="3400" w:type="dxa"/>
+            <w:vAlign w:val="center"/>
+          </w:tcPr>
+          <w:p>
+            <w:pPr>
+              <w:spacing w:after="40"/>
+              <w:rPr>
+                <w:b w:val="0"/>
+                <w:bCs w:val="0"/>
+                <w:sz w:val="20"/>
+                <w:szCs w:val="20"/>
+              </w:rPr>
+            </w:pPr>
+            <w:r>
+              <w:rPr>
+                <w:rFonts w:ascii="맑은 고딕" w:hAnsi="맑은 고딕"/>
+                <w:b w:val="0"/>
+                <w:bCs w:val="0"/>
+                <w:sz w:val="20"/>
                 <w:szCs w:val="20"/>
               </w:rPr>
               <w:t>확장 데이터 조회 개선 후 반복</w:t>
@@ -2056,55 +1994,55 @@
         </w:tc>
         <w:tc>
           <w:tcPr>
-            <w:tcW w:w="3782" w:type="dxa"/>
-            <w:vAlign w:val="center"/>
-          </w:tcPr>
-          <w:p>
-            <w:pPr>
-              <w:spacing w:after="40"/>
-              <w:rPr>
-                <w:b w:val="0"/>
-                <w:bCs w:val="0"/>
-                <w:sz w:val="20"/>
-                <w:szCs w:val="20"/>
-              </w:rPr>
-            </w:pPr>
-            <w:r>
-              <w:rPr>
-                <w:rFonts w:ascii="맑은 고딕" w:hAnsi="맑은 고딕"/>
-                <w:b w:val="0"/>
-                <w:bCs w:val="0"/>
-                <w:sz w:val="14"/>
-                <w:szCs w:val="20"/>
-              </w:rPr>
-              <w:t>4,909건, 오류 2건(0.041%); 회차별 전체 p95 484.695~509.518ms</w:t>
-            </w:r>
-          </w:p>
-        </w:tc>
-        <w:tc>
-          <w:tcPr>
-            <w:tcW w:w="3400" w:type="dxa"/>
-            <w:vAlign w:val="center"/>
-          </w:tcPr>
-          <w:p>
-            <w:pPr>
-              <w:spacing w:after="40"/>
-              <w:rPr>
-                <w:b w:val="0"/>
-                <w:bCs w:val="0"/>
-                <w:sz w:val="20"/>
-                <w:szCs w:val="20"/>
-              </w:rPr>
-            </w:pPr>
-            <w:r>
-              <w:rPr>
-                <w:rFonts w:ascii="맑은 고딕" w:hAnsi="맑은 고딕"/>
-                <w:b w:val="0"/>
-                <w:bCs w:val="0"/>
-                <w:sz w:val="14"/>
-                <w:szCs w:val="20"/>
-              </w:rPr>
-              <w:t>수행한 조회 경로 p95 1초 이내. 간헐적 ReadError 원인은 미확인</w:t>
+            <w:tcW w:w="3400" w:type="dxa"/>
+            <w:vAlign w:val="center"/>
+          </w:tcPr>
+          <w:p>
+            <w:pPr>
+              <w:spacing w:after="40"/>
+              <w:rPr>
+                <w:b w:val="0"/>
+                <w:bCs w:val="0"/>
+                <w:sz w:val="20"/>
+                <w:szCs w:val="20"/>
+              </w:rPr>
+            </w:pPr>
+            <w:r>
+              <w:rPr>
+                <w:rFonts w:ascii="맑은 고딕" w:hAnsi="맑은 고딕"/>
+                <w:b w:val="0"/>
+                <w:bCs w:val="0"/>
+                <w:sz w:val="20"/>
+                <w:szCs w:val="20"/>
+              </w:rPr>
+              <w:t>4,909건·오류 2건(0.041%), 모든 측정 조회 경로 p95 1초 이내</w:t>
+            </w:r>
+          </w:p>
+        </w:tc>
+        <w:tc>
+          <w:tcPr>
+            <w:tcW w:w="3400" w:type="dxa"/>
+            <w:vAlign w:val="center"/>
+          </w:tcPr>
+          <w:p>
+            <w:pPr>
+              <w:spacing w:after="40"/>
+              <w:rPr>
+                <w:b w:val="0"/>
+                <w:bCs w:val="0"/>
+                <w:sz w:val="20"/>
+                <w:szCs w:val="20"/>
+              </w:rPr>
+            </w:pPr>
+            <w:r>
+              <w:rPr>
+                <w:rFonts w:ascii="맑은 고딕" w:hAnsi="맑은 고딕"/>
+                <w:b w:val="0"/>
+                <w:bCs w:val="0"/>
+                <w:sz w:val="20"/>
+                <w:szCs w:val="20"/>
+              </w:rPr>
+              <w:t>절대 기준 충족. 간헐적 ReadError 원인은 미확정</w:t>
             </w:r>
           </w:p>
         </w:tc>
@@ -2112,82 +2050,82 @@
       <w:tr>
         <w:tc>
           <w:tcPr>
-            <w:tcW w:w="3017" w:type="dxa"/>
-            <w:vAlign w:val="center"/>
-          </w:tcPr>
-          <w:p>
-            <w:pPr>
-              <w:spacing w:after="40"/>
-              <w:rPr>
-                <w:b w:val="0"/>
-                <w:bCs w:val="0"/>
-                <w:sz w:val="20"/>
-                <w:szCs w:val="20"/>
-              </w:rPr>
-            </w:pPr>
-            <w:r>
-              <w:rPr>
-                <w:rFonts w:ascii="맑은 고딕" w:hAnsi="맑은 고딕"/>
-                <w:b w:val="0"/>
-                <w:bCs w:val="0"/>
-                <w:sz w:val="14"/>
-                <w:szCs w:val="20"/>
-              </w:rPr>
-              <w:t>조회·수정 혼합</w:t>
-            </w:r>
-          </w:p>
-        </w:tc>
-        <w:tc>
-          <w:tcPr>
-            <w:tcW w:w="3782" w:type="dxa"/>
-            <w:vAlign w:val="center"/>
-          </w:tcPr>
-          <w:p>
-            <w:pPr>
-              <w:spacing w:after="40"/>
-              <w:rPr>
-                <w:b w:val="0"/>
-                <w:bCs w:val="0"/>
-                <w:sz w:val="20"/>
-                <w:szCs w:val="20"/>
-              </w:rPr>
-            </w:pPr>
-            <w:r>
-              <w:rPr>
-                <w:rFonts w:ascii="맑은 고딕" w:hAnsi="맑은 고딕"/>
-                <w:b w:val="0"/>
-                <w:bCs w:val="0"/>
-                <w:sz w:val="14"/>
-                <w:szCs w:val="20"/>
-              </w:rPr>
-              <w:t>20명·60초씩 3회, 총 1,030건 중 오류 1건; 저장값 불일치 0건</w:t>
-            </w:r>
-          </w:p>
-        </w:tc>
-        <w:tc>
-          <w:tcPr>
-            <w:tcW w:w="3400" w:type="dxa"/>
-            <w:vAlign w:val="center"/>
-          </w:tcPr>
-          <w:p>
-            <w:pPr>
-              <w:spacing w:after="40"/>
-              <w:rPr>
-                <w:b w:val="0"/>
-                <w:bCs w:val="0"/>
-                <w:sz w:val="20"/>
-                <w:szCs w:val="20"/>
-              </w:rPr>
-            </w:pPr>
-            <w:r>
-              <w:rPr>
-                <w:rFonts w:ascii="맑은 고딕" w:hAnsi="맑은 고딕"/>
-                <w:b w:val="0"/>
-                <w:bCs w:val="0"/>
-                <w:sz w:val="14"/>
-                <w:szCs w:val="20"/>
-              </w:rPr>
-              <w:t>오류율 기준 충족, 원인 미확인 ReadError 1건</w:t>
+            <w:tcW w:w="3400" w:type="dxa"/>
+            <w:vAlign w:val="center"/>
+          </w:tcPr>
+          <w:p>
+            <w:pPr>
+              <w:spacing w:after="40"/>
+              <w:rPr>
+                <w:b w:val="0"/>
+                <w:bCs w:val="0"/>
+                <w:sz w:val="20"/>
+                <w:szCs w:val="20"/>
+              </w:rPr>
+            </w:pPr>
+            <w:r>
+              <w:rPr>
+                <w:rFonts w:ascii="맑은 고딕" w:hAnsi="맑은 고딕"/>
+                <w:b w:val="0"/>
+                <w:bCs w:val="0"/>
+                <w:sz w:val="20"/>
+                <w:szCs w:val="20"/>
+              </w:rPr>
+              <w:t>조회·수정 혼합 및 경합</w:t>
+            </w:r>
+          </w:p>
+        </w:tc>
+        <w:tc>
+          <w:tcPr>
+            <w:tcW w:w="3400" w:type="dxa"/>
+            <w:vAlign w:val="center"/>
+          </w:tcPr>
+          <w:p>
+            <w:pPr>
+              <w:spacing w:after="40"/>
+              <w:rPr>
+                <w:b w:val="0"/>
+                <w:bCs w:val="0"/>
+                <w:sz w:val="20"/>
+                <w:szCs w:val="20"/>
+              </w:rPr>
+            </w:pPr>
+            <w:r>
+              <w:rPr>
+                <w:rFonts w:ascii="맑은 고딕" w:hAnsi="맑은 고딕"/>
+                <w:b w:val="0"/>
+                <w:bCs w:val="0"/>
+                <w:sz w:val="20"/>
+                <w:szCs w:val="20"/>
+              </w:rPr>
+              <w:t>20명·60초씩 3회 총 1,030건 중 오류 1건, 저장값 불일치 0건. 상태 교차·재배정·완료 부수 효과를 일부 재검증</w:t>
+            </w:r>
+          </w:p>
+        </w:tc>
+        <w:tc>
+          <w:tcPr>
+            <w:tcW w:w="3400" w:type="dxa"/>
+            <w:vAlign w:val="center"/>
+          </w:tcPr>
+          <w:p>
+            <w:pPr>
+              <w:spacing w:after="40"/>
+              <w:rPr>
+                <w:b w:val="0"/>
+                <w:bCs w:val="0"/>
+                <w:sz w:val="20"/>
+                <w:szCs w:val="20"/>
+              </w:rPr>
+            </w:pPr>
+            <w:r>
+              <w:rPr>
+                <w:rFonts w:ascii="맑은 고딕" w:hAnsi="맑은 고딕"/>
+                <w:b w:val="0"/>
+                <w:bCs w:val="0"/>
+                <w:sz w:val="20"/>
+                <w:szCs w:val="20"/>
+              </w:rPr>
+              <w:t>수행한 정합성 조건 통과. 문서 승인·확정과 장시간 쓰기는 남음</w:t>
             </w:r>
           </w:p>
         </w:tc>
@@ -2195,82 +2133,82 @@
       <w:tr>
         <w:tc>
           <w:tcPr>
-            <w:tcW w:w="3017" w:type="dxa"/>
-            <w:vAlign w:val="center"/>
-          </w:tcPr>
-          <w:p>
-            <w:pPr>
-              <w:spacing w:after="40"/>
-              <w:rPr>
-                <w:b w:val="0"/>
-                <w:bCs w:val="0"/>
-                <w:sz w:val="20"/>
-                <w:szCs w:val="20"/>
-              </w:rPr>
-            </w:pPr>
-            <w:r>
-              <w:rPr>
-                <w:rFonts w:ascii="맑은 고딕" w:hAnsi="맑은 고딕"/>
-                <w:b w:val="0"/>
-                <w:bCs w:val="0"/>
-                <w:sz w:val="14"/>
-                <w:szCs w:val="20"/>
-              </w:rPr>
-              <w:t>AI 모의 Job·폴링</w:t>
-            </w:r>
-          </w:p>
-        </w:tc>
-        <w:tc>
-          <w:tcPr>
-            <w:tcW w:w="3782" w:type="dxa"/>
-            <w:vAlign w:val="center"/>
-          </w:tcPr>
-          <w:p>
-            <w:pPr>
-              <w:spacing w:after="40"/>
-              <w:rPr>
-                <w:b w:val="0"/>
-                <w:bCs w:val="0"/>
-                <w:sz w:val="20"/>
-                <w:szCs w:val="20"/>
-              </w:rPr>
-            </w:pPr>
-            <w:r>
-              <w:rPr>
-                <w:rFonts w:ascii="맑은 고딕" w:hAnsi="맑은 고딕"/>
-                <w:b w:val="0"/>
-                <w:bCs w:val="0"/>
-                <w:sz w:val="14"/>
-                <w:szCs w:val="20"/>
-              </w:rPr>
-              <w:t>기획서 Job 10건 중 정상 9·의도적 실패 1; 요구사항·업무 Job은 유형별 정상 4·의도적 실패 1; 100화면 폴링 4,000건 오류 0</w:t>
-            </w:r>
-          </w:p>
-        </w:tc>
-        <w:tc>
-          <w:tcPr>
-            <w:tcW w:w="3400" w:type="dxa"/>
-            <w:vAlign w:val="center"/>
-          </w:tcPr>
-          <w:p>
-            <w:pPr>
-              <w:spacing w:after="40"/>
-              <w:rPr>
-                <w:b w:val="0"/>
-                <w:bCs w:val="0"/>
-                <w:sz w:val="20"/>
-                <w:szCs w:val="20"/>
-              </w:rPr>
-            </w:pPr>
-            <w:r>
-              <w:rPr>
-                <w:rFonts w:ascii="맑은 고딕" w:hAnsi="맑은 고딕"/>
-                <w:b w:val="0"/>
-                <w:bCs w:val="0"/>
-                <w:sz w:val="14"/>
-                <w:szCs w:val="20"/>
-              </w:rPr>
-              <w:t>실행한 모의 Job 경로·결과 저장 확인. 실제 AI 성능은 미판정</w:t>
+            <w:tcW w:w="3400" w:type="dxa"/>
+            <w:vAlign w:val="center"/>
+          </w:tcPr>
+          <w:p>
+            <w:pPr>
+              <w:spacing w:after="40"/>
+              <w:rPr>
+                <w:b w:val="0"/>
+                <w:bCs w:val="0"/>
+                <w:sz w:val="20"/>
+                <w:szCs w:val="20"/>
+              </w:rPr>
+            </w:pPr>
+            <w:r>
+              <w:rPr>
+                <w:rFonts w:ascii="맑은 고딕" w:hAnsi="맑은 고딕"/>
+                <w:b w:val="0"/>
+                <w:bCs w:val="0"/>
+                <w:sz w:val="20"/>
+                <w:szCs w:val="20"/>
+              </w:rPr>
+              <w:t>AI 모의·실제 단건</w:t>
+            </w:r>
+          </w:p>
+        </w:tc>
+        <w:tc>
+          <w:tcPr>
+            <w:tcW w:w="3400" w:type="dxa"/>
+            <w:vAlign w:val="center"/>
+          </w:tcPr>
+          <w:p>
+            <w:pPr>
+              <w:spacing w:after="40"/>
+              <w:rPr>
+                <w:b w:val="0"/>
+                <w:bCs w:val="0"/>
+                <w:sz w:val="20"/>
+                <w:szCs w:val="20"/>
+              </w:rPr>
+            </w:pPr>
+            <w:r>
+              <w:rPr>
+                <w:rFonts w:ascii="맑은 고딕" w:hAnsi="맑은 고딕"/>
+                <w:b w:val="0"/>
+                <w:bCs w:val="0"/>
+                <w:sz w:val="20"/>
+                <w:szCs w:val="20"/>
+              </w:rPr>
+              <w:t>기획서 모의 Job 10건과 요구사항·업무 배분 모의 Job 각 5건의 성공·주입 실패 분기 확인. 세 유형의 실제 AI Job도 각 1건 성공·결과 저장 확인</w:t>
+            </w:r>
+          </w:p>
+        </w:tc>
+        <w:tc>
+          <w:tcPr>
+            <w:tcW w:w="3400" w:type="dxa"/>
+            <w:vAlign w:val="center"/>
+          </w:tcPr>
+          <w:p>
+            <w:pPr>
+              <w:spacing w:after="40"/>
+              <w:rPr>
+                <w:b w:val="0"/>
+                <w:bCs w:val="0"/>
+                <w:sz w:val="20"/>
+                <w:szCs w:val="20"/>
+              </w:rPr>
+            </w:pPr>
+            <w:r>
+              <w:rPr>
+                <w:rFonts w:ascii="맑은 고딕" w:hAnsi="맑은 고딕"/>
+                <w:b w:val="0"/>
+                <w:bCs w:val="0"/>
+                <w:sz w:val="20"/>
+                <w:szCs w:val="20"/>
+              </w:rPr>
+              <w:t>단건 실행 가능 확인. 실제 AI 동시 다건·품질·용량은 미판정</w:t>
             </w:r>
           </w:p>
         </w:tc>
@@ -2278,82 +2216,82 @@
       <w:tr>
         <w:tc>
           <w:tcPr>
-            <w:tcW w:w="3017" w:type="dxa"/>
-            <w:vAlign w:val="center"/>
-          </w:tcPr>
-          <w:p>
-            <w:pPr>
-              <w:spacing w:after="40"/>
-              <w:rPr>
-                <w:b w:val="0"/>
-                <w:bCs w:val="0"/>
-                <w:sz w:val="20"/>
-                <w:szCs w:val="20"/>
-              </w:rPr>
-            </w:pPr>
-            <w:r>
-              <w:rPr>
-                <w:rFonts w:ascii="맑은 고딕" w:hAnsi="맑은 고딕"/>
-                <w:b w:val="0"/>
-                <w:bCs w:val="0"/>
-                <w:sz w:val="14"/>
-                <w:szCs w:val="20"/>
-              </w:rPr>
-              <w:t>일반 조회와 모의 Job 짝 비교</w:t>
-            </w:r>
-          </w:p>
-        </w:tc>
-        <w:tc>
-          <w:tcPr>
-            <w:tcW w:w="3782" w:type="dxa"/>
-            <w:vAlign w:val="center"/>
-          </w:tcPr>
-          <w:p>
-            <w:pPr>
-              <w:spacing w:after="40"/>
-              <w:rPr>
-                <w:b w:val="0"/>
-                <w:bCs w:val="0"/>
-                <w:sz w:val="20"/>
-                <w:szCs w:val="20"/>
-              </w:rPr>
-            </w:pPr>
-            <w:r>
-              <w:rPr>
-                <w:rFonts w:ascii="맑은 고딕" w:hAnsi="맑은 고딕"/>
-                <w:b w:val="0"/>
-                <w:bCs w:val="0"/>
-                <w:sz w:val="14"/>
-                <w:szCs w:val="20"/>
-              </w:rPr>
-              <w:t>일반 조회 기준/동시 각 310건 오류 0; 일부 경로 p95 증가율 +45.270%, +83.154%</w:t>
-            </w:r>
-          </w:p>
-        </w:tc>
-        <w:tc>
-          <w:tcPr>
-            <w:tcW w:w="3400" w:type="dxa"/>
-            <w:vAlign w:val="center"/>
-          </w:tcPr>
-          <w:p>
-            <w:pPr>
-              <w:spacing w:after="40"/>
-              <w:rPr>
-                <w:b w:val="0"/>
-                <w:bCs w:val="0"/>
-                <w:sz w:val="20"/>
-                <w:szCs w:val="20"/>
-              </w:rPr>
-            </w:pPr>
-            <w:r>
-              <w:rPr>
-                <w:rFonts w:ascii="맑은 고딕" w:hAnsi="맑은 고딕"/>
-                <w:b w:val="0"/>
-                <w:bCs w:val="0"/>
-                <w:sz w:val="14"/>
-                <w:szCs w:val="20"/>
-              </w:rPr>
-              <w:t>경로별 잠정 증가율 30% 기준 미달. 짧은 순차 측정이므로 인과 효과는 추가 검증 필요</w:t>
+            <w:tcW w:w="3400" w:type="dxa"/>
+            <w:vAlign w:val="center"/>
+          </w:tcPr>
+          <w:p>
+            <w:pPr>
+              <w:spacing w:after="40"/>
+              <w:rPr>
+                <w:b w:val="0"/>
+                <w:bCs w:val="0"/>
+                <w:sz w:val="20"/>
+                <w:szCs w:val="20"/>
+              </w:rPr>
+            </w:pPr>
+            <w:r>
+              <w:rPr>
+                <w:rFonts w:ascii="맑은 고딕" w:hAnsi="맑은 고딕"/>
+                <w:b w:val="0"/>
+                <w:bCs w:val="0"/>
+                <w:sz w:val="20"/>
+                <w:szCs w:val="20"/>
+              </w:rPr>
+              <w:t>실제 AI·조회·폴링</w:t>
+            </w:r>
+          </w:p>
+        </w:tc>
+        <w:tc>
+          <w:tcPr>
+            <w:tcW w:w="3400" w:type="dxa"/>
+            <w:vAlign w:val="center"/>
+          </w:tcPr>
+          <w:p>
+            <w:pPr>
+              <w:spacing w:after="40"/>
+              <w:rPr>
+                <w:b w:val="0"/>
+                <w:bCs w:val="0"/>
+                <w:sz w:val="20"/>
+                <w:szCs w:val="20"/>
+              </w:rPr>
+            </w:pPr>
+            <w:r>
+              <w:rPr>
+                <w:rFonts w:ascii="맑은 고딕" w:hAnsi="맑은 고딕"/>
+                <w:b w:val="0"/>
+                <w:bCs w:val="0"/>
+                <w:sz w:val="20"/>
+                <w:szCs w:val="20"/>
+              </w:rPr>
+              <w:t>10화면·1.5초 폴링 300건 오류 0, p95 99.149ms. 과제 목록 상대 p95는 실제 AI 반복에서 간헐적 30% 초과</w:t>
+            </w:r>
+          </w:p>
+        </w:tc>
+        <w:tc>
+          <w:tcPr>
+            <w:tcW w:w="3400" w:type="dxa"/>
+            <w:vAlign w:val="center"/>
+          </w:tcPr>
+          <w:p>
+            <w:pPr>
+              <w:spacing w:after="40"/>
+              <w:rPr>
+                <w:b w:val="0"/>
+                <w:bCs w:val="0"/>
+                <w:sz w:val="20"/>
+                <w:szCs w:val="20"/>
+              </w:rPr>
+            </w:pPr>
+            <w:r>
+              <w:rPr>
+                <w:rFonts w:ascii="맑은 고딕" w:hAnsi="맑은 고딕"/>
+                <w:b w:val="0"/>
+                <w:bCs w:val="0"/>
+                <w:sz w:val="20"/>
+                <w:szCs w:val="20"/>
+              </w:rPr>
+              <w:t>절대 p95 1초 이내. 상대 기준은 간헐적 미달</w:t>
             </w:r>
           </w:p>
         </w:tc>
@@ -2361,82 +2299,82 @@
       <w:tr>
         <w:tc>
           <w:tcPr>
-            <w:tcW w:w="3017" w:type="dxa"/>
-            <w:vAlign w:val="center"/>
-          </w:tcPr>
-          <w:p>
-            <w:pPr>
-              <w:spacing w:after="40"/>
-              <w:rPr>
-                <w:b w:val="0"/>
-                <w:bCs w:val="0"/>
-                <w:sz w:val="20"/>
-                <w:szCs w:val="20"/>
-              </w:rPr>
-            </w:pPr>
-            <w:r>
-              <w:rPr>
-                <w:rFonts w:ascii="맑은 고딕" w:hAnsi="맑은 고딕"/>
-                <w:b w:val="0"/>
-                <w:bCs w:val="0"/>
-                <w:sz w:val="14"/>
-                <w:szCs w:val="20"/>
-              </w:rPr>
-              <w:t>Job 10개·30화면·일반 조회 10명 동시</w:t>
-            </w:r>
-          </w:p>
-        </w:tc>
-        <w:tc>
-          <w:tcPr>
-            <w:tcW w:w="3782" w:type="dxa"/>
-            <w:vAlign w:val="center"/>
-          </w:tcPr>
-          <w:p>
-            <w:pPr>
-              <w:spacing w:after="40"/>
-              <w:rPr>
-                <w:b w:val="0"/>
-                <w:bCs w:val="0"/>
-                <w:sz w:val="20"/>
-                <w:szCs w:val="20"/>
-              </w:rPr>
-            </w:pPr>
-            <w:r>
-              <w:rPr>
-                <w:rFonts w:ascii="맑은 고딕" w:hAnsi="맑은 고딕"/>
-                <w:b w:val="0"/>
-                <w:bCs w:val="0"/>
-                <w:sz w:val="14"/>
-                <w:szCs w:val="20"/>
-              </w:rPr>
-              <w:t>총 551건 오류 0; Job·기획서 정합성 10/10</w:t>
-            </w:r>
-          </w:p>
-        </w:tc>
-        <w:tc>
-          <w:tcPr>
-            <w:tcW w:w="3400" w:type="dxa"/>
-            <w:vAlign w:val="center"/>
-          </w:tcPr>
-          <w:p>
-            <w:pPr>
-              <w:spacing w:after="40"/>
-              <w:rPr>
-                <w:b w:val="0"/>
-                <w:bCs w:val="0"/>
-                <w:sz w:val="20"/>
-                <w:szCs w:val="20"/>
-              </w:rPr>
-            </w:pPr>
-            <w:r>
-              <w:rPr>
-                <w:rFonts w:ascii="맑은 고딕" w:hAnsi="맑은 고딕"/>
-                <w:b w:val="0"/>
-                <w:bCs w:val="0"/>
-                <w:sz w:val="14"/>
-                <w:szCs w:val="20"/>
-              </w:rPr>
-              <w:t>20초 로컬 혼합 조건 통과</w:t>
+            <w:tcW w:w="3400" w:type="dxa"/>
+            <w:vAlign w:val="center"/>
+          </w:tcPr>
+          <w:p>
+            <w:pPr>
+              <w:spacing w:after="40"/>
+              <w:rPr>
+                <w:b w:val="0"/>
+                <w:bCs w:val="0"/>
+                <w:sz w:val="20"/>
+                <w:szCs w:val="20"/>
+              </w:rPr>
+            </w:pPr>
+            <w:r>
+              <w:rPr>
+                <w:rFonts w:ascii="맑은 고딕" w:hAnsi="맑은 고딕"/>
+                <w:b w:val="0"/>
+                <w:bCs w:val="0"/>
+                <w:sz w:val="20"/>
+                <w:szCs w:val="20"/>
+              </w:rPr>
+              <w:t>PERF-09 원인 계측</w:t>
+            </w:r>
+          </w:p>
+        </w:tc>
+        <w:tc>
+          <w:tcPr>
+            <w:tcW w:w="3400" w:type="dxa"/>
+            <w:vAlign w:val="center"/>
+          </w:tcPr>
+          <w:p>
+            <w:pPr>
+              <w:spacing w:after="40"/>
+              <w:rPr>
+                <w:b w:val="0"/>
+                <w:bCs w:val="0"/>
+                <w:sz w:val="20"/>
+                <w:szCs w:val="20"/>
+              </w:rPr>
+            </w:pPr>
+            <w:r>
+              <w:rPr>
+                <w:rFonts w:ascii="맑은 고딕" w:hAnsi="맑은 고딕"/>
+                <w:b w:val="0"/>
+                <w:bCs w:val="0"/>
+                <w:sz w:val="20"/>
+                <w:szCs w:val="20"/>
+              </w:rPr>
+              <w:t>C-A-C-A-C-A-C 교차 반복 7회. 무AI에서도 과제 목록 p95 +30.09%. 느린 과제 요청 16건 총 시간의 66.7%가 Gunicorn 스레드 풀 대기, SQL 실행은 11.4%</w:t>
+            </w:r>
+          </w:p>
+        </w:tc>
+        <w:tc>
+          <w:tcPr>
+            <w:tcW w:w="3400" w:type="dxa"/>
+            <w:vAlign w:val="center"/>
+          </w:tcPr>
+          <w:p>
+            <w:pPr>
+              <w:spacing w:after="40"/>
+              <w:rPr>
+                <w:b w:val="0"/>
+                <w:bCs w:val="0"/>
+                <w:sz w:val="20"/>
+                <w:szCs w:val="20"/>
+              </w:rPr>
+            </w:pPr>
+            <w:r>
+              <w:rPr>
+                <w:rFonts w:ascii="맑은 고딕" w:hAnsi="맑은 고딕"/>
+                <w:b w:val="0"/>
+                <w:bCs w:val="0"/>
+                <w:sz w:val="20"/>
+                <w:szCs w:val="20"/>
+              </w:rPr>
+              <w:t>로컬 큰 꼬리 지연의 주된 직접 원인은 2개 처리 스레드의 요청 대기. 실제 AI의 추가 영향은 미확정</w:t>
             </w:r>
           </w:p>
         </w:tc>
@@ -2444,82 +2382,82 @@
       <w:tr>
         <w:tc>
           <w:tcPr>
-            <w:tcW w:w="3017" w:type="dxa"/>
-            <w:vAlign w:val="center"/>
-          </w:tcPr>
-          <w:p>
-            <w:pPr>
-              <w:spacing w:after="40"/>
-              <w:rPr>
-                <w:b w:val="0"/>
-                <w:bCs w:val="0"/>
-                <w:sz w:val="20"/>
-                <w:szCs w:val="20"/>
-              </w:rPr>
-            </w:pPr>
-            <w:r>
-              <w:rPr>
-                <w:rFonts w:ascii="맑은 고딕" w:hAnsi="맑은 고딕"/>
-                <w:b w:val="0"/>
-                <w:bCs w:val="0"/>
-                <w:sz w:val="14"/>
-                <w:szCs w:val="20"/>
-              </w:rPr>
-              <w:t>동일 기획서 중복 Job</w:t>
-            </w:r>
-          </w:p>
-        </w:tc>
-        <w:tc>
-          <w:tcPr>
-            <w:tcW w:w="3782" w:type="dxa"/>
-            <w:vAlign w:val="center"/>
-          </w:tcPr>
-          <w:p>
-            <w:pPr>
-              <w:spacing w:after="40"/>
-              <w:rPr>
-                <w:b w:val="0"/>
-                <w:bCs w:val="0"/>
-                <w:sz w:val="20"/>
-                <w:szCs w:val="20"/>
-              </w:rPr>
-            </w:pPr>
-            <w:r>
-              <w:rPr>
-                <w:rFonts w:ascii="맑은 고딕" w:hAnsi="맑은 고딕"/>
-                <w:b w:val="0"/>
-                <w:bCs w:val="0"/>
-                <w:sz w:val="14"/>
-                <w:szCs w:val="20"/>
-              </w:rPr>
-              <w:t>3회 모두 요구사항 정의서 2개 생성; 업무 Job은 매회 1개 중복 키 오류</w:t>
-            </w:r>
-          </w:p>
-        </w:tc>
-        <w:tc>
-          <w:tcPr>
-            <w:tcW w:w="3400" w:type="dxa"/>
-            <w:vAlign w:val="center"/>
-          </w:tcPr>
-          <w:p>
-            <w:pPr>
-              <w:spacing w:after="40"/>
-              <w:rPr>
-                <w:b w:val="0"/>
-                <w:bCs w:val="0"/>
-                <w:sz w:val="20"/>
-                <w:szCs w:val="20"/>
-              </w:rPr>
-            </w:pPr>
-            <w:r>
-              <w:rPr>
-                <w:rFonts w:ascii="맑은 고딕" w:hAnsi="맑은 고딕"/>
-                <w:b w:val="0"/>
-                <w:bCs w:val="0"/>
-                <w:sz w:val="14"/>
-                <w:szCs w:val="20"/>
-              </w:rPr>
-              <w:t>정합성 미달. 중복 실행 제어 필요</w:t>
+            <w:tcW w:w="3400" w:type="dxa"/>
+            <w:vAlign w:val="center"/>
+          </w:tcPr>
+          <w:p>
+            <w:pPr>
+              <w:spacing w:after="40"/>
+              <w:rPr>
+                <w:b w:val="0"/>
+                <w:bCs w:val="0"/>
+                <w:sz w:val="20"/>
+                <w:szCs w:val="20"/>
+              </w:rPr>
+            </w:pPr>
+            <w:r>
+              <w:rPr>
+                <w:rFonts w:ascii="맑은 고딕" w:hAnsi="맑은 고딕"/>
+                <w:b w:val="0"/>
+                <w:bCs w:val="0"/>
+                <w:sz w:val="20"/>
+                <w:szCs w:val="20"/>
+              </w:rPr>
+              <w:t>음성 전사</w:t>
+            </w:r>
+          </w:p>
+        </w:tc>
+        <w:tc>
+          <w:tcPr>
+            <w:tcW w:w="3400" w:type="dxa"/>
+            <w:vAlign w:val="center"/>
+          </w:tcPr>
+          <w:p>
+            <w:pPr>
+              <w:spacing w:after="40"/>
+              <w:rPr>
+                <w:b w:val="0"/>
+                <w:bCs w:val="0"/>
+                <w:sz w:val="20"/>
+                <w:szCs w:val="20"/>
+              </w:rPr>
+            </w:pPr>
+            <w:r>
+              <w:rPr>
+                <w:rFonts w:ascii="맑은 고딕" w:hAnsi="맑은 고딕"/>
+                <w:b w:val="0"/>
+                <w:bCs w:val="0"/>
+                <w:sz w:val="20"/>
+                <w:szCs w:val="20"/>
+              </w:rPr>
+              <w:t>56.6MB·111분 49초 파일을 12개 구간으로 전사, 12/12 성공, HTTP 200·165.692초, 임시 파일 잔여 0건</w:t>
+            </w:r>
+          </w:p>
+        </w:tc>
+        <w:tc>
+          <w:tcPr>
+            <w:tcW w:w="3400" w:type="dxa"/>
+            <w:vAlign w:val="center"/>
+          </w:tcPr>
+          <w:p>
+            <w:pPr>
+              <w:spacing w:after="40"/>
+              <w:rPr>
+                <w:b w:val="0"/>
+                <w:bCs w:val="0"/>
+                <w:sz w:val="20"/>
+                <w:szCs w:val="20"/>
+              </w:rPr>
+            </w:pPr>
+            <w:r>
+              <w:rPr>
+                <w:rFonts w:ascii="맑은 고딕" w:hAnsi="맑은 고딕"/>
+                <w:b w:val="0"/>
+                <w:bCs w:val="0"/>
+                <w:sz w:val="20"/>
+                <w:szCs w:val="20"/>
+              </w:rPr>
+              <w:t>실제 전사 단건·정상 종료 정리 확인. 품질·동시 부하·오류 시 정리는 미판정</w:t>
             </w:r>
           </w:p>
         </w:tc>
@@ -2527,25 +2465,108 @@
       <w:tr>
         <w:tc>
           <w:tcPr>
-            <w:tcW w:w="3017" w:type="dxa"/>
-            <w:vAlign w:val="center"/>
-          </w:tcPr>
-          <w:p>
-            <w:pPr>
-              <w:spacing w:after="40"/>
-              <w:rPr>
-                <w:b w:val="0"/>
-                <w:bCs w:val="0"/>
-                <w:sz w:val="20"/>
-                <w:szCs w:val="20"/>
-              </w:rPr>
-            </w:pPr>
-            <w:r>
-              <w:rPr>
-                <w:rFonts w:ascii="맑은 고딕" w:hAnsi="맑은 고딕"/>
-                <w:b w:val="0"/>
-                <w:bCs w:val="0"/>
-                <w:sz w:val="14"/>
+            <w:tcW w:w="3400" w:type="dxa"/>
+            <w:vAlign w:val="center"/>
+          </w:tcPr>
+          <w:p>
+            <w:pPr>
+              <w:spacing w:after="40"/>
+              <w:rPr>
+                <w:b w:val="0"/>
+                <w:bCs w:val="0"/>
+                <w:sz w:val="20"/>
+                <w:szCs w:val="20"/>
+              </w:rPr>
+            </w:pPr>
+            <w:r>
+              <w:rPr>
+                <w:rFonts w:ascii="맑은 고딕" w:hAnsi="맑은 고딕"/>
+                <w:b w:val="0"/>
+                <w:bCs w:val="0"/>
+                <w:sz w:val="20"/>
+                <w:szCs w:val="20"/>
+              </w:rPr>
+              <w:t>제공자 오류·재시도</w:t>
+            </w:r>
+          </w:p>
+        </w:tc>
+        <w:tc>
+          <w:tcPr>
+            <w:tcW w:w="3400" w:type="dxa"/>
+            <w:vAlign w:val="center"/>
+          </w:tcPr>
+          <w:p>
+            <w:pPr>
+              <w:spacing w:after="40"/>
+              <w:rPr>
+                <w:b w:val="0"/>
+                <w:bCs w:val="0"/>
+                <w:sz w:val="20"/>
+                <w:szCs w:val="20"/>
+              </w:rPr>
+            </w:pPr>
+            <w:r>
+              <w:rPr>
+                <w:rFonts w:ascii="맑은 고딕" w:hAnsi="맑은 고딕"/>
+                <w:b w:val="0"/>
+                <w:bCs w:val="0"/>
+                <w:sz w:val="20"/>
+                <w:szCs w:val="20"/>
+              </w:rPr>
+              <w:t>기존 오류 주입 5건과 로컬 SDK HTTP 응답 주입 6건 통과. 429·503은 최초 포함 3회 전송, 400은 1회</w:t>
+            </w:r>
+          </w:p>
+        </w:tc>
+        <w:tc>
+          <w:tcPr>
+            <w:tcW w:w="3400" w:type="dxa"/>
+            <w:vAlign w:val="center"/>
+          </w:tcPr>
+          <w:p>
+            <w:pPr>
+              <w:spacing w:after="40"/>
+              <w:rPr>
+                <w:b w:val="0"/>
+                <w:bCs w:val="0"/>
+                <w:sz w:val="20"/>
+                <w:szCs w:val="20"/>
+              </w:rPr>
+            </w:pPr>
+            <w:r>
+              <w:rPr>
+                <w:rFonts w:ascii="맑은 고딕" w:hAnsi="맑은 고딕"/>
+                <w:b w:val="0"/>
+                <w:bCs w:val="0"/>
+                <w:sz w:val="20"/>
+                <w:szCs w:val="20"/>
+              </w:rPr>
+              <w:t>실제 제공자 429·5xx는 관측되지 않아 실제 대기시간 미판정</w:t>
+            </w:r>
+          </w:p>
+        </w:tc>
+      </w:tr>
+      <w:tr>
+        <w:tc>
+          <w:tcPr>
+            <w:tcW w:w="3400" w:type="dxa"/>
+            <w:vAlign w:val="center"/>
+          </w:tcPr>
+          <w:p>
+            <w:pPr>
+              <w:spacing w:after="40"/>
+              <w:rPr>
+                <w:b w:val="0"/>
+                <w:bCs w:val="0"/>
+                <w:sz w:val="20"/>
+                <w:szCs w:val="20"/>
+              </w:rPr>
+            </w:pPr>
+            <w:r>
+              <w:rPr>
+                <w:rFonts w:ascii="맑은 고딕" w:hAnsi="맑은 고딕"/>
+                <w:b w:val="0"/>
+                <w:bCs w:val="0"/>
+                <w:sz w:val="20"/>
                 <w:szCs w:val="20"/>
               </w:rPr>
               <w:t>급증·지속·재시작</w:t>
@@ -2554,55 +2575,55 @@
         </w:tc>
         <w:tc>
           <w:tcPr>
-            <w:tcW w:w="3782" w:type="dxa"/>
-            <w:vAlign w:val="center"/>
-          </w:tcPr>
-          <w:p>
-            <w:pPr>
-              <w:spacing w:after="40"/>
-              <w:rPr>
-                <w:b w:val="0"/>
-                <w:bCs w:val="0"/>
-                <w:sz w:val="20"/>
-                <w:szCs w:val="20"/>
-              </w:rPr>
-            </w:pPr>
-            <w:r>
-              <w:rPr>
-                <w:rFonts w:ascii="맑은 고딕" w:hAnsi="맑은 고딕"/>
-                <w:b w:val="0"/>
-                <w:bCs w:val="0"/>
-                <w:sz w:val="14"/>
-                <w:szCs w:val="20"/>
-              </w:rPr>
-              <w:t>100화면·30초 2,000건 오류 0; 20화면·5분 4,000건 오류 0; 급증 전 ReadError 1건. 워커 재시작 후 HTTP 약 0.92초 복귀, 기존 Job은 RUNNING 잔류</w:t>
-            </w:r>
-          </w:p>
-        </w:tc>
-        <w:tc>
-          <w:tcPr>
-            <w:tcW w:w="3400" w:type="dxa"/>
-            <w:vAlign w:val="center"/>
-          </w:tcPr>
-          <w:p>
-            <w:pPr>
-              <w:spacing w:after="40"/>
-              <w:rPr>
-                <w:b w:val="0"/>
-                <w:bCs w:val="0"/>
-                <w:sz w:val="20"/>
-                <w:szCs w:val="20"/>
-              </w:rPr>
-            </w:pPr>
-            <w:r>
-              <w:rPr>
-                <w:rFonts w:ascii="맑은 고딕" w:hAnsi="맑은 고딕"/>
-                <w:b w:val="0"/>
-                <w:bCs w:val="0"/>
-                <w:sz w:val="14"/>
-                <w:szCs w:val="20"/>
-              </w:rPr>
-              <w:t>로컬 폴링 회복 확인. Job 자동 복구 미달; 1~2시간 지속 미수행</w:t>
+            <w:tcW w:w="3400" w:type="dxa"/>
+            <w:vAlign w:val="center"/>
+          </w:tcPr>
+          <w:p>
+            <w:pPr>
+              <w:spacing w:after="40"/>
+              <w:rPr>
+                <w:b w:val="0"/>
+                <w:bCs w:val="0"/>
+                <w:sz w:val="20"/>
+                <w:szCs w:val="20"/>
+              </w:rPr>
+            </w:pPr>
+            <w:r>
+              <w:rPr>
+                <w:rFonts w:ascii="맑은 고딕" w:hAnsi="맑은 고딕"/>
+                <w:b w:val="0"/>
+                <w:bCs w:val="0"/>
+                <w:sz w:val="20"/>
+                <w:szCs w:val="20"/>
+              </w:rPr>
+              <w:t>100화면·30초와 20화면·5분 폴링 오류 0건. 재시작 후 HTTP 약 0.97초 복귀, 기존 Job은 RUNNING 잔류</w:t>
+            </w:r>
+          </w:p>
+        </w:tc>
+        <w:tc>
+          <w:tcPr>
+            <w:tcW w:w="3400" w:type="dxa"/>
+            <w:vAlign w:val="center"/>
+          </w:tcPr>
+          <w:p>
+            <w:pPr>
+              <w:spacing w:after="40"/>
+              <w:rPr>
+                <w:b w:val="0"/>
+                <w:bCs w:val="0"/>
+                <w:sz w:val="20"/>
+                <w:szCs w:val="20"/>
+              </w:rPr>
+            </w:pPr>
+            <w:r>
+              <w:rPr>
+                <w:rFonts w:ascii="맑은 고딕" w:hAnsi="맑은 고딕"/>
+                <w:b w:val="0"/>
+                <w:bCs w:val="0"/>
+                <w:sz w:val="20"/>
+                <w:szCs w:val="20"/>
+              </w:rPr>
+              <w:t>로컬 폴링 회복 확인. 자동 Job 복구·1~2시간 지속 미완료</w:t>
             </w:r>
           </w:p>
         </w:tc>
@@ -2614,8 +2635,6 @@
         <w:rPr>
           <w:b w:val="0"/>
           <w:bCs w:val="0"/>
-          <w:sz w:val="20"/>
-          <w:szCs w:val="20"/>
         </w:rPr>
       </w:pPr>
     </w:p>
@@ -2624,18 +2643,14 @@
         <w:rPr>
           <w:b w:val="0"/>
           <w:bCs w:val="0"/>
-          <w:sz w:val="20"/>
-          <w:szCs w:val="20"/>
         </w:rPr>
       </w:pPr>
       <w:r>
         <w:rPr>
           <w:b w:val="0"/>
           <w:bCs w:val="0"/>
-          <w:sz w:val="20"/>
-          <w:szCs w:val="20"/>
-        </w:rPr>
-        <w:t>실제 AI·배포 경로·장시간 용량은 별도 환경과 비용·중단 기준을 정한 뒤 검증해야 한다. 상세 조건과 원시 증적은 최종보고서에 기록했다.</w:t>
+        </w:rPr>
+        <w:t>상세 조건·한계·원시 증적은 최종보고서에 기록했다.</w:t>
       </w:r>
     </w:p>
     <w:p>
@@ -2644,8 +2659,6 @@
         <w:rPr>
           <w:b w:val="0"/>
           <w:bCs w:val="0"/>
-          <w:sz w:val="30"/>
-          <w:szCs w:val="30"/>
         </w:rPr>
       </w:pPr>
       <w:r>
@@ -2666,14 +2679,14 @@
         <w:jc w:val="center"/>
       </w:tblPr>
       <w:tblGrid>
-        <w:gridCol w:w="2582"/>
-        <w:gridCol w:w="4217"/>
+        <w:gridCol w:w="3400"/>
+        <w:gridCol w:w="3400"/>
         <w:gridCol w:w="3400"/>
       </w:tblGrid>
       <w:tr>
         <w:tc>
           <w:tcPr>
-            <w:tcW w:w="2582" w:type="dxa"/>
+            <w:tcW w:w="3400" w:type="dxa"/>
             <w:shd w:val="clear" w:color="auto" w:fill="E8F0F7"/>
             <w:vAlign w:val="center"/>
           </w:tcPr>
@@ -2692,7 +2705,7 @@
                 <w:rFonts w:ascii="맑은 고딕" w:hAnsi="맑은 고딕"/>
                 <w:b w:val="0"/>
                 <w:bCs w:val="0"/>
-                <w:sz w:val="14"/>
+                <w:sz w:val="20"/>
                 <w:szCs w:val="20"/>
               </w:rPr>
               <w:t>우선 조치 항목</w:t>
@@ -2701,7 +2714,7 @@
         </w:tc>
         <w:tc>
           <w:tcPr>
-            <w:tcW w:w="4217" w:type="dxa"/>
+            <w:tcW w:w="3400" w:type="dxa"/>
             <w:shd w:val="clear" w:color="auto" w:fill="E8F0F7"/>
             <w:vAlign w:val="center"/>
           </w:tcPr>
@@ -2720,7 +2733,7 @@
                 <w:rFonts w:ascii="맑은 고딕" w:hAnsi="맑은 고딕"/>
                 <w:b w:val="0"/>
                 <w:bCs w:val="0"/>
-                <w:sz w:val="14"/>
+                <w:sz w:val="20"/>
                 <w:szCs w:val="20"/>
               </w:rPr>
               <w:t>조치·재시험 결과</w:t>
@@ -2748,7 +2761,7 @@
                 <w:rFonts w:ascii="맑은 고딕" w:hAnsi="맑은 고딕"/>
                 <w:b w:val="0"/>
                 <w:bCs w:val="0"/>
-                <w:sz w:val="14"/>
+                <w:sz w:val="20"/>
                 <w:szCs w:val="20"/>
               </w:rPr>
               <w:t>남은 범위</w:t>
@@ -2759,25 +2772,25 @@
       <w:tr>
         <w:tc>
           <w:tcPr>
-            <w:tcW w:w="2582" w:type="dxa"/>
-            <w:vAlign w:val="center"/>
-          </w:tcPr>
-          <w:p>
-            <w:pPr>
-              <w:spacing w:after="40"/>
-              <w:rPr>
-                <w:b w:val="0"/>
-                <w:bCs w:val="0"/>
-                <w:sz w:val="20"/>
-                <w:szCs w:val="20"/>
-              </w:rPr>
-            </w:pPr>
-            <w:r>
-              <w:rPr>
-                <w:rFonts w:ascii="맑은 고딕" w:hAnsi="맑은 고딕"/>
-                <w:b w:val="0"/>
-                <w:bCs w:val="0"/>
-                <w:sz w:val="14"/>
+            <w:tcW w:w="3400" w:type="dxa"/>
+            <w:vAlign w:val="center"/>
+          </w:tcPr>
+          <w:p>
+            <w:pPr>
+              <w:spacing w:after="40"/>
+              <w:rPr>
+                <w:b w:val="0"/>
+                <w:bCs w:val="0"/>
+                <w:sz w:val="20"/>
+                <w:szCs w:val="20"/>
+              </w:rPr>
+            </w:pPr>
+            <w:r>
+              <w:rPr>
+                <w:rFonts w:ascii="맑은 고딕" w:hAnsi="맑은 고딕"/>
+                <w:b w:val="0"/>
+                <w:bCs w:val="0"/>
+                <w:sz w:val="20"/>
                 <w:szCs w:val="20"/>
               </w:rPr>
               <w:t>동일 기획서 중복 Job·정의서</w:t>
@@ -2786,55 +2799,55 @@
         </w:tc>
         <w:tc>
           <w:tcPr>
-            <w:tcW w:w="4217" w:type="dxa"/>
-            <w:vAlign w:val="center"/>
-          </w:tcPr>
-          <w:p>
-            <w:pPr>
-              <w:spacing w:after="40"/>
-              <w:rPr>
-                <w:b w:val="0"/>
-                <w:bCs w:val="0"/>
-                <w:sz w:val="20"/>
-                <w:szCs w:val="20"/>
-              </w:rPr>
-            </w:pPr>
-            <w:r>
-              <w:rPr>
-                <w:rFonts w:ascii="맑은 고딕" w:hAnsi="맑은 고딕"/>
-                <w:b w:val="0"/>
-                <w:bCs w:val="0"/>
-                <w:sz w:val="14"/>
-                <w:szCs w:val="20"/>
-              </w:rPr>
-              <w:t>활성 Job 재사용과 DB 잠금 적용. 동시 요청 3회씩 재시험에서 요청 쌍당 Job 1개, 정의서·업무 초안 각 1건, 오류 0건</w:t>
-            </w:r>
-          </w:p>
-        </w:tc>
-        <w:tc>
-          <w:tcPr>
-            <w:tcW w:w="3400" w:type="dxa"/>
-            <w:vAlign w:val="center"/>
-          </w:tcPr>
-          <w:p>
-            <w:pPr>
-              <w:spacing w:after="40"/>
-              <w:rPr>
-                <w:b w:val="0"/>
-                <w:bCs w:val="0"/>
-                <w:sz w:val="20"/>
-                <w:szCs w:val="20"/>
-              </w:rPr>
-            </w:pPr>
-            <w:r>
-              <w:rPr>
-                <w:rFonts w:ascii="맑은 고딕" w:hAnsi="맑은 고딕"/>
-                <w:b w:val="0"/>
-                <w:bCs w:val="0"/>
-                <w:sz w:val="14"/>
-                <w:szCs w:val="20"/>
-              </w:rPr>
-              <w:t>실제 AI·다중 워커 규모 미시험</w:t>
+            <w:tcW w:w="3400" w:type="dxa"/>
+            <w:vAlign w:val="center"/>
+          </w:tcPr>
+          <w:p>
+            <w:pPr>
+              <w:spacing w:after="40"/>
+              <w:rPr>
+                <w:b w:val="0"/>
+                <w:bCs w:val="0"/>
+                <w:sz w:val="20"/>
+                <w:szCs w:val="20"/>
+              </w:rPr>
+            </w:pPr>
+            <w:r>
+              <w:rPr>
+                <w:rFonts w:ascii="맑은 고딕" w:hAnsi="맑은 고딕"/>
+                <w:b w:val="0"/>
+                <w:bCs w:val="0"/>
+                <w:sz w:val="20"/>
+                <w:szCs w:val="20"/>
+              </w:rPr>
+              <w:t>활성 Job 재사용과 DB 잠금 적용. 동시 요청 3회씩 재시험에서 각 요청 쌍이 Job 1개를 공유했고 정의서·업무 초안은 각 1건, 오류 0건</w:t>
+            </w:r>
+          </w:p>
+        </w:tc>
+        <w:tc>
+          <w:tcPr>
+            <w:tcW w:w="3400" w:type="dxa"/>
+            <w:vAlign w:val="center"/>
+          </w:tcPr>
+          <w:p>
+            <w:pPr>
+              <w:spacing w:after="40"/>
+              <w:rPr>
+                <w:b w:val="0"/>
+                <w:bCs w:val="0"/>
+                <w:sz w:val="20"/>
+                <w:szCs w:val="20"/>
+              </w:rPr>
+            </w:pPr>
+            <w:r>
+              <w:rPr>
+                <w:rFonts w:ascii="맑은 고딕" w:hAnsi="맑은 고딕"/>
+                <w:b w:val="0"/>
+                <w:bCs w:val="0"/>
+                <w:sz w:val="20"/>
+                <w:szCs w:val="20"/>
+              </w:rPr>
+              <w:t>실제 AI·다중 워커 동시 경합 미시험</w:t>
             </w:r>
           </w:p>
         </w:tc>
@@ -2842,25 +2855,25 @@
       <w:tr>
         <w:tc>
           <w:tcPr>
-            <w:tcW w:w="2582" w:type="dxa"/>
-            <w:vAlign w:val="center"/>
-          </w:tcPr>
-          <w:p>
-            <w:pPr>
-              <w:spacing w:after="40"/>
-              <w:rPr>
-                <w:b w:val="0"/>
-                <w:bCs w:val="0"/>
-                <w:sz w:val="20"/>
-                <w:szCs w:val="20"/>
-              </w:rPr>
-            </w:pPr>
-            <w:r>
-              <w:rPr>
-                <w:rFonts w:ascii="맑은 고딕" w:hAnsi="맑은 고딕"/>
-                <w:b w:val="0"/>
-                <w:bCs w:val="0"/>
-                <w:sz w:val="14"/>
+            <w:tcW w:w="3400" w:type="dxa"/>
+            <w:vAlign w:val="center"/>
+          </w:tcPr>
+          <w:p>
+            <w:pPr>
+              <w:spacing w:after="40"/>
+              <w:rPr>
+                <w:b w:val="0"/>
+                <w:bCs w:val="0"/>
+                <w:sz w:val="20"/>
+                <w:szCs w:val="20"/>
+              </w:rPr>
+            </w:pPr>
+            <w:r>
+              <w:rPr>
+                <w:rFonts w:ascii="맑은 고딕" w:hAnsi="맑은 고딕"/>
+                <w:b w:val="0"/>
+                <w:bCs w:val="0"/>
+                <w:sz w:val="20"/>
                 <w:szCs w:val="20"/>
               </w:rPr>
               <w:t>재시작 후 RUNNING Job</w:t>
@@ -2869,55 +2882,55 @@
         </w:tc>
         <w:tc>
           <w:tcPr>
-            <w:tcW w:w="4217" w:type="dxa"/>
-            <w:vAlign w:val="center"/>
-          </w:tcPr>
-          <w:p>
-            <w:pPr>
-              <w:spacing w:after="40"/>
-              <w:rPr>
-                <w:b w:val="0"/>
-                <w:bCs w:val="0"/>
-                <w:sz w:val="20"/>
-                <w:szCs w:val="20"/>
-              </w:rPr>
-            </w:pPr>
-            <w:r>
-              <w:rPr>
-                <w:rFonts w:ascii="맑은 고딕" w:hAnsi="맑은 고딕"/>
-                <w:b w:val="0"/>
-                <w:bCs w:val="0"/>
-                <w:sz w:val="14"/>
-                <w:szCs w:val="20"/>
-              </w:rPr>
-              <w:t>30분 초과 PENDING/RUNNING을 조회 후 ERROR로 정리하는 명령 추가. 임시 워커 중단 뒤 잔류 Job 정리 및 명시적 새 Job 접수 검증</w:t>
-            </w:r>
-          </w:p>
-        </w:tc>
-        <w:tc>
-          <w:tcPr>
-            <w:tcW w:w="3400" w:type="dxa"/>
-            <w:vAlign w:val="center"/>
-          </w:tcPr>
-          <w:p>
-            <w:pPr>
-              <w:spacing w:after="40"/>
-              <w:rPr>
-                <w:b w:val="0"/>
-                <w:bCs w:val="0"/>
-                <w:sz w:val="20"/>
-                <w:szCs w:val="20"/>
-              </w:rPr>
-            </w:pPr>
-            <w:r>
-              <w:rPr>
-                <w:rFonts w:ascii="맑은 고딕" w:hAnsi="맑은 고딕"/>
-                <w:b w:val="0"/>
-                <w:bCs w:val="0"/>
-                <w:sz w:val="14"/>
-                <w:szCs w:val="20"/>
-              </w:rPr>
-              <w:t>자동 재실행 없음. 실행 중인 정상 장시간 Job을 보호하려면 중단 워커 확인과 임계시간 조정 필요</w:t>
+            <w:tcW w:w="3400" w:type="dxa"/>
+            <w:vAlign w:val="center"/>
+          </w:tcPr>
+          <w:p>
+            <w:pPr>
+              <w:spacing w:after="40"/>
+              <w:rPr>
+                <w:b w:val="0"/>
+                <w:bCs w:val="0"/>
+                <w:sz w:val="20"/>
+                <w:szCs w:val="20"/>
+              </w:rPr>
+            </w:pPr>
+            <w:r>
+              <w:rPr>
+                <w:rFonts w:ascii="맑은 고딕" w:hAnsi="맑은 고딕"/>
+                <w:b w:val="0"/>
+                <w:bCs w:val="0"/>
+                <w:sz w:val="20"/>
+                <w:szCs w:val="20"/>
+              </w:rPr>
+              <w:t>30분 초과 PENDING/RUNNING을 ERROR로 정리하는 명령 추가. 임시 워커 중단 뒤 수동 정리와 명시적 재요청 검증</w:t>
+            </w:r>
+          </w:p>
+        </w:tc>
+        <w:tc>
+          <w:tcPr>
+            <w:tcW w:w="3400" w:type="dxa"/>
+            <w:vAlign w:val="center"/>
+          </w:tcPr>
+          <w:p>
+            <w:pPr>
+              <w:spacing w:after="40"/>
+              <w:rPr>
+                <w:b w:val="0"/>
+                <w:bCs w:val="0"/>
+                <w:sz w:val="20"/>
+                <w:szCs w:val="20"/>
+              </w:rPr>
+            </w:pPr>
+            <w:r>
+              <w:rPr>
+                <w:rFonts w:ascii="맑은 고딕" w:hAnsi="맑은 고딕"/>
+                <w:b w:val="0"/>
+                <w:bCs w:val="0"/>
+                <w:sz w:val="20"/>
+                <w:szCs w:val="20"/>
+              </w:rPr>
+              <w:t>자동 재실행 없음. 운영 임계시간·중단 워커 판정 정책 필요</w:t>
             </w:r>
           </w:p>
         </w:tc>
@@ -2925,25 +2938,25 @@
       <w:tr>
         <w:tc>
           <w:tcPr>
-            <w:tcW w:w="2582" w:type="dxa"/>
-            <w:vAlign w:val="center"/>
-          </w:tcPr>
-          <w:p>
-            <w:pPr>
-              <w:spacing w:after="40"/>
-              <w:rPr>
-                <w:b w:val="0"/>
-                <w:bCs w:val="0"/>
-                <w:sz w:val="20"/>
-                <w:szCs w:val="20"/>
-              </w:rPr>
-            </w:pPr>
-            <w:r>
-              <w:rPr>
-                <w:rFonts w:ascii="맑은 고딕" w:hAnsi="맑은 고딕"/>
-                <w:b w:val="0"/>
-                <w:bCs w:val="0"/>
-                <w:sz w:val="14"/>
+            <w:tcW w:w="3400" w:type="dxa"/>
+            <w:vAlign w:val="center"/>
+          </w:tcPr>
+          <w:p>
+            <w:pPr>
+              <w:spacing w:after="40"/>
+              <w:rPr>
+                <w:b w:val="0"/>
+                <w:bCs w:val="0"/>
+                <w:sz w:val="20"/>
+                <w:szCs w:val="20"/>
+              </w:rPr>
+            </w:pPr>
+            <w:r>
+              <w:rPr>
+                <w:rFonts w:ascii="맑은 고딕" w:hAnsi="맑은 고딕"/>
+                <w:b w:val="0"/>
+                <w:bCs w:val="0"/>
+                <w:sz w:val="20"/>
                 <w:szCs w:val="20"/>
               </w:rPr>
               <w:t>조회 지연·ReadError</w:t>
@@ -2952,71 +2965,60 @@
         </w:tc>
         <w:tc>
           <w:tcPr>
-            <w:tcW w:w="4217" w:type="dxa"/>
-            <w:vAlign w:val="center"/>
-          </w:tcPr>
-          <w:p>
-            <w:pPr>
-              <w:spacing w:after="40"/>
-              <w:rPr>
-                <w:b w:val="0"/>
-                <w:bCs w:val="0"/>
-                <w:sz w:val="20"/>
-                <w:szCs w:val="20"/>
-              </w:rPr>
-            </w:pPr>
-            <w:r>
-              <w:rPr>
-                <w:rFonts w:ascii="맑은 고딕" w:hAnsi="맑은 고딕"/>
-                <w:b w:val="0"/>
-                <w:bCs w:val="0"/>
-                <w:sz w:val="14"/>
-                <w:szCs w:val="20"/>
-              </w:rPr>
-              <w:t>620조회씩 두 차례 추가 비교, 오류 0건씩. 경로별 30% 초과는 산발적이며 원인 미확정. 과거 오류 3건은 직전 요청과 약 2.0~2.3초 간격으로 연결 종료 경합 가설과 부합</w:t>
-            </w:r>
-          </w:p>
-        </w:tc>
-        <w:tc>
-          <w:tcPr>
-            <w:tcW w:w="3400" w:type="dxa"/>
-            <w:vAlign w:val="center"/>
-          </w:tcPr>
-          <w:p>
-            <w:pPr>
-              <w:spacing w:after="40"/>
-              <w:rPr>
-                <w:b w:val="0"/>
-                <w:bCs w:val="0"/>
-                <w:sz w:val="20"/>
-                <w:szCs w:val="20"/>
-              </w:rPr>
-            </w:pPr>
-            <w:r>
-              <w:rPr>
-                <w:rFonts w:ascii="맑은 고딕" w:hAnsi="맑은 고딕"/>
-                <w:b w:val="0"/>
-                <w:bCs w:val="0"/>
-                <w:sz w:val="14"/>
-                <w:szCs w:val="20"/>
-              </w:rPr>
-              <w:t>더 긴 교차 순서 비교와 연결·서버 처리시간 로그 필요. 배포 경로에는 결과 적용 불가</w:t>
+            <w:tcW w:w="3400" w:type="dxa"/>
+            <w:vAlign w:val="center"/>
+          </w:tcPr>
+          <w:p>
+            <w:pPr>
+              <w:spacing w:after="40"/>
+              <w:rPr>
+                <w:b w:val="0"/>
+                <w:bCs w:val="0"/>
+                <w:sz w:val="20"/>
+                <w:szCs w:val="20"/>
+              </w:rPr>
+            </w:pPr>
+            <w:r>
+              <w:rPr>
+                <w:rFonts w:ascii="맑은 고딕" w:hAnsi="맑은 고딕"/>
+                <w:b w:val="0"/>
+                <w:bCs w:val="0"/>
+                <w:sz w:val="20"/>
+                <w:szCs w:val="20"/>
+              </w:rPr>
+              <w:t>PERF-09 요청 ID·시각 계측으로 큰 과제 꼬리 지연의 주된 직접 원인을 Gunicorn 스레드 대기로 확인. AI 없이도 상대 기준 초과. 간헐적 ReadError는 연결 종료 경합 가설과 부합하지만 확정되지 않음</w:t>
+            </w:r>
+          </w:p>
+        </w:tc>
+        <w:tc>
+          <w:tcPr>
+            <w:tcW w:w="3400" w:type="dxa"/>
+            <w:vAlign w:val="center"/>
+          </w:tcPr>
+          <w:p>
+            <w:pPr>
+              <w:spacing w:after="40"/>
+              <w:rPr>
+                <w:b w:val="0"/>
+                <w:bCs w:val="0"/>
+                <w:sz w:val="20"/>
+                <w:szCs w:val="20"/>
+              </w:rPr>
+            </w:pPr>
+            <w:r>
+              <w:rPr>
+                <w:rFonts w:ascii="맑은 고딕" w:hAnsi="맑은 고딕"/>
+                <w:b w:val="0"/>
+                <w:bCs w:val="0"/>
+                <w:sz w:val="20"/>
+                <w:szCs w:val="20"/>
+              </w:rPr>
+              <w:t>스레드·폴링 일정 개선 후 동일 조건 재시험, 배포 경로 검증 및 ReadError 연결 로그 분석 필요</w:t>
             </w:r>
           </w:p>
         </w:tc>
       </w:tr>
     </w:tbl>
-    <w:p>
-      <w:pPr>
-        <w:spacing w:after="20"/>
-        <w:rPr>
-          <w:b w:val="0"/>
-          <w:bCs w:val="0"/>
-          <w:sz w:val="20"/>
-          <w:szCs w:val="20"/>
-        </w:rPr>
-      </w:pPr>
-    </w:p>
     <w:p>
       <w:pPr>
         <w:pStyle w:val="Heading2"/>
@@ -3102,22 +3104,22 @@
     <w:lsdException w:name="index 7" w:semiHidden="1" w:unhideWhenUsed="1"/>
     <w:lsdException w:name="index 8" w:semiHidden="1" w:unhideWhenUsed="1"/>
     <w:lsdException w:name="index 9" w:semiHidden="1" w:unhideWhenUsed="1"/>
-    <w:lsdException w:name="toc 1" w:semiHidden="1" w:uiPriority="135" w:unhideWhenUsed="1"/>
-    <w:lsdException w:name="toc 2" w:semiHidden="1" w:uiPriority="135" w:unhideWhenUsed="1"/>
-    <w:lsdException w:name="toc 3" w:semiHidden="1" w:uiPriority="135" w:unhideWhenUsed="1"/>
-    <w:lsdException w:name="toc 4" w:semiHidden="1" w:uiPriority="135" w:unhideWhenUsed="1"/>
-    <w:lsdException w:name="toc 5" w:semiHidden="1" w:uiPriority="135" w:unhideWhenUsed="1"/>
-    <w:lsdException w:name="toc 6" w:semiHidden="1" w:uiPriority="135" w:unhideWhenUsed="1"/>
-    <w:lsdException w:name="toc 7" w:semiHidden="1" w:uiPriority="135" w:unhideWhenUsed="1"/>
-    <w:lsdException w:name="toc 8" w:semiHidden="1" w:uiPriority="135" w:unhideWhenUsed="1"/>
-    <w:lsdException w:name="toc 9" w:semiHidden="1" w:uiPriority="135" w:unhideWhenUsed="1"/>
+    <w:lsdException w:name="toc 1" w:semiHidden="1" w:uiPriority="1911" w:unhideWhenUsed="1"/>
+    <w:lsdException w:name="toc 2" w:semiHidden="1" w:uiPriority="1911" w:unhideWhenUsed="1"/>
+    <w:lsdException w:name="toc 3" w:semiHidden="1" w:uiPriority="1911" w:unhideWhenUsed="1"/>
+    <w:lsdException w:name="toc 4" w:semiHidden="1" w:uiPriority="1911" w:unhideWhenUsed="1"/>
+    <w:lsdException w:name="toc 5" w:semiHidden="1" w:uiPriority="1911" w:unhideWhenUsed="1"/>
+    <w:lsdException w:name="toc 6" w:semiHidden="1" w:uiPriority="1911" w:unhideWhenUsed="1"/>
+    <w:lsdException w:name="toc 7" w:semiHidden="1" w:uiPriority="1911" w:unhideWhenUsed="1"/>
+    <w:lsdException w:name="toc 8" w:semiHidden="1" w:uiPriority="1911" w:unhideWhenUsed="1"/>
+    <w:lsdException w:name="toc 9" w:semiHidden="1" w:uiPriority="1911" w:unhideWhenUsed="1"/>
     <w:lsdException w:name="Normal Indent" w:semiHidden="1" w:unhideWhenUsed="1"/>
     <w:lsdException w:name="footnote text" w:semiHidden="1" w:unhideWhenUsed="1"/>
     <w:lsdException w:name="annotation text" w:semiHidden="1" w:unhideWhenUsed="1"/>
     <w:lsdException w:name="header" w:semiHidden="1" w:unhideWhenUsed="1"/>
     <w:lsdException w:name="footer" w:semiHidden="1" w:unhideWhenUsed="1"/>
     <w:lsdException w:name="index heading" w:semiHidden="1" w:unhideWhenUsed="1"/>
-    <w:lsdException w:name="caption" w:semiHidden="1" w:uiPriority="131" w:unhideWhenUsed="1" w:qFormat="1"/>
+    <w:lsdException w:name="caption" w:semiHidden="1" w:uiPriority="1907" w:unhideWhenUsed="1" w:qFormat="1"/>
     <w:lsdException w:name="table of figures" w:semiHidden="1" w:unhideWhenUsed="1"/>
     <w:lsdException w:name="envelope address" w:semiHidden="1" w:unhideWhenUsed="1"/>
     <w:lsdException w:name="envelope return" w:semiHidden="1" w:unhideWhenUsed="1"/>
@@ -3145,7 +3147,7 @@
     <w:lsdException w:name="List Number 3" w:semiHidden="1" w:unhideWhenUsed="1"/>
     <w:lsdException w:name="List Number 4" w:semiHidden="1" w:unhideWhenUsed="1"/>
     <w:lsdException w:name="List Number 5" w:semiHidden="1" w:unhideWhenUsed="1"/>
-    <w:lsdException w:name="Title" w:uiPriority="34" w:qFormat="1"/>
+    <w:lsdException w:name="Title" w:uiPriority="130" w:qFormat="1"/>
     <w:lsdException w:name="Closing" w:semiHidden="1" w:unhideWhenUsed="1"/>
     <w:lsdException w:name="Signature" w:semiHidden="1" w:unhideWhenUsed="1"/>
     <w:lsdException w:name="Default Paragraph Font" w:semiHidden="1" w:uiPriority="1" w:unhideWhenUsed="1"/>
@@ -3157,7 +3159,7 @@
     <w:lsdException w:name="List Continue 4" w:semiHidden="1" w:unhideWhenUsed="1"/>
     <w:lsdException w:name="List Continue 5" w:semiHidden="1" w:unhideWhenUsed="1"/>
     <w:lsdException w:name="Message Header" w:semiHidden="1" w:unhideWhenUsed="1"/>
-    <w:lsdException w:name="Subtitle" w:uiPriority="35" w:qFormat="1"/>
+    <w:lsdException w:name="Subtitle" w:uiPriority="131" w:qFormat="1"/>
     <w:lsdException w:name="Salutation" w:semiHidden="1" w:unhideWhenUsed="1"/>
     <w:lsdException w:name="Date" w:semiHidden="1" w:unhideWhenUsed="1"/>
     <w:lsdException w:name="Body Text First Indent" w:semiHidden="1" w:unhideWhenUsed="1"/>
@@ -3170,8 +3172,8 @@
     <w:lsdException w:name="Block Text" w:semiHidden="1" w:unhideWhenUsed="1"/>
     <w:lsdException w:name="Hyperlink" w:semiHidden="1" w:unhideWhenUsed="1"/>
     <w:lsdException w:name="FollowedHyperlink" w:semiHidden="1" w:unhideWhenUsed="1"/>
-    <w:lsdException w:name="Strong" w:uiPriority="82" w:qFormat="1"/>
-    <w:lsdException w:name="Emphasis" w:uiPriority="80" w:qFormat="1"/>
+    <w:lsdException w:name="Strong" w:uiPriority="772" w:qFormat="1"/>
+    <w:lsdException w:name="Emphasis" w:uiPriority="662" w:qFormat="1"/>
     <w:lsdException w:name="Document Map" w:semiHidden="1" w:unhideWhenUsed="1"/>
     <w:lsdException w:name="Plain Text" w:semiHidden="1" w:unhideWhenUsed="1"/>
     <w:lsdException w:name="E-mail Signature" w:semiHidden="1" w:unhideWhenUsed="1"/>
@@ -3237,223 +3239,223 @@
     <w:lsdException w:name="Table Web 2" w:semiHidden="1" w:unhideWhenUsed="1"/>
     <w:lsdException w:name="Table Web 3" w:semiHidden="1" w:unhideWhenUsed="1"/>
     <w:lsdException w:name="Balloon Text" w:semiHidden="1" w:unhideWhenUsed="1"/>
-    <w:lsdException w:name="Table Grid" w:uiPriority="135"/>
+    <w:lsdException w:name="Table Grid" w:uiPriority="1911"/>
     <w:lsdException w:name="Table Theme" w:semiHidden="1" w:unhideWhenUsed="1"/>
     <w:lsdException w:name="Placeholder Text" w:semiHidden="1"/>
     <w:lsdException w:name="No Spacing" w:uiPriority="1" w:qFormat="1"/>
-    <w:lsdException w:name="Light Shading" w:uiPriority="336"/>
-    <w:lsdException w:name="Light List" w:uiPriority="337"/>
-    <w:lsdException w:name="Light Grid" w:uiPriority="338"/>
-    <w:lsdException w:name="Medium Shading 1" w:uiPriority="339"/>
-    <w:lsdException w:name="Medium Shading 2" w:uiPriority="598"/>
-    <w:lsdException w:name="Medium List 1" w:uiPriority="599"/>
-    <w:lsdException w:name="Medium List 2" w:uiPriority="600"/>
-    <w:lsdException w:name="Medium Grid 1" w:uiPriority="601"/>
-    <w:lsdException w:name="Medium Grid 2" w:uiPriority="608"/>
-    <w:lsdException w:name="Medium Grid 3" w:uiPriority="609"/>
-    <w:lsdException w:name="Dark List" w:uiPriority="628"/>
-    <w:lsdException w:name="Colorful Shading" w:uiPriority="629"/>
-    <w:lsdException w:name="Colorful List" w:uiPriority="630"/>
-    <w:lsdException w:name="Colorful Grid" w:uiPriority="631"/>
-    <w:lsdException w:name="Light Shading Accent 1" w:uiPriority="336"/>
-    <w:lsdException w:name="Light List Accent 1" w:uiPriority="337"/>
-    <w:lsdException w:name="Light Grid Accent 1" w:uiPriority="338"/>
-    <w:lsdException w:name="Medium Shading 1 Accent 1" w:uiPriority="339"/>
-    <w:lsdException w:name="Medium Shading 2 Accent 1" w:uiPriority="598"/>
-    <w:lsdException w:name="Medium List 1 Accent 1" w:uiPriority="599"/>
+    <w:lsdException w:name="Light Shading" w:uiPriority="8322"/>
+    <w:lsdException w:name="Light List" w:uiPriority="8323"/>
+    <w:lsdException w:name="Light Grid" w:uiPriority="8324"/>
+    <w:lsdException w:name="Medium Shading 1" w:uiPriority="8325"/>
+    <w:lsdException w:name="Medium Shading 2" w:uiPriority="20848"/>
+    <w:lsdException w:name="Medium List 1" w:uiPriority="20849"/>
+    <w:lsdException w:name="Medium List 2" w:uiPriority="21552"/>
+    <w:lsdException w:name="Medium Grid 1" w:uiPriority="21553"/>
+    <w:lsdException w:name="Medium Grid 2" w:uiPriority="21572"/>
+    <w:lsdException w:name="Medium Grid 3" w:uiPriority="21573"/>
+    <w:lsdException w:name="Dark List" w:uiPriority="21652"/>
+    <w:lsdException w:name="Colorful Shading" w:uiPriority="21653"/>
+    <w:lsdException w:name="Colorful List" w:uiPriority="21768"/>
+    <w:lsdException w:name="Colorful Grid" w:uiPriority="21769"/>
+    <w:lsdException w:name="Light Shading Accent 1" w:uiPriority="8322"/>
+    <w:lsdException w:name="Light List Accent 1" w:uiPriority="8323"/>
+    <w:lsdException w:name="Light Grid Accent 1" w:uiPriority="8324"/>
+    <w:lsdException w:name="Medium Shading 1 Accent 1" w:uiPriority="8325"/>
+    <w:lsdException w:name="Medium Shading 2 Accent 1" w:uiPriority="20848"/>
+    <w:lsdException w:name="Medium List 1 Accent 1" w:uiPriority="20849"/>
     <w:lsdException w:name="Revision" w:semiHidden="1"/>
-    <w:lsdException w:name="List Paragraph" w:uiPriority="130" w:qFormat="1"/>
-    <w:lsdException w:name="Quote" w:uiPriority="101" w:qFormat="1"/>
-    <w:lsdException w:name="Intense Quote" w:uiPriority="114" w:qFormat="1"/>
-    <w:lsdException w:name="Medium List 2 Accent 1" w:uiPriority="600"/>
-    <w:lsdException w:name="Medium Grid 1 Accent 1" w:uiPriority="601"/>
-    <w:lsdException w:name="Medium Grid 2 Accent 1" w:uiPriority="608"/>
-    <w:lsdException w:name="Medium Grid 3 Accent 1" w:uiPriority="609"/>
-    <w:lsdException w:name="Dark List Accent 1" w:uiPriority="628"/>
-    <w:lsdException w:name="Colorful Shading Accent 1" w:uiPriority="629"/>
-    <w:lsdException w:name="Colorful List Accent 1" w:uiPriority="630"/>
-    <w:lsdException w:name="Colorful Grid Accent 1" w:uiPriority="631"/>
-    <w:lsdException w:name="Light Shading Accent 2" w:uiPriority="336"/>
-    <w:lsdException w:name="Light List Accent 2" w:uiPriority="337"/>
-    <w:lsdException w:name="Light Grid Accent 2" w:uiPriority="338"/>
-    <w:lsdException w:name="Medium Shading 1 Accent 2" w:uiPriority="339"/>
-    <w:lsdException w:name="Medium Shading 2 Accent 2" w:uiPriority="598"/>
-    <w:lsdException w:name="Medium List 1 Accent 2" w:uiPriority="599"/>
-    <w:lsdException w:name="Medium List 2 Accent 2" w:uiPriority="600"/>
-    <w:lsdException w:name="Medium Grid 1 Accent 2" w:uiPriority="601"/>
-    <w:lsdException w:name="Medium Grid 2 Accent 2" w:uiPriority="608"/>
-    <w:lsdException w:name="Medium Grid 3 Accent 2" w:uiPriority="609"/>
-    <w:lsdException w:name="Dark List Accent 2" w:uiPriority="628"/>
-    <w:lsdException w:name="Colorful Shading Accent 2" w:uiPriority="629"/>
-    <w:lsdException w:name="Colorful List Accent 2" w:uiPriority="630"/>
-    <w:lsdException w:name="Colorful Grid Accent 2" w:uiPriority="631"/>
-    <w:lsdException w:name="Light Shading Accent 3" w:uiPriority="336"/>
-    <w:lsdException w:name="Light List Accent 3" w:uiPriority="337"/>
-    <w:lsdException w:name="Light Grid Accent 3" w:uiPriority="338"/>
-    <w:lsdException w:name="Medium Shading 1 Accent 3" w:uiPriority="339"/>
-    <w:lsdException w:name="Medium Shading 2 Accent 3" w:uiPriority="598"/>
-    <w:lsdException w:name="Medium List 1 Accent 3" w:uiPriority="599"/>
-    <w:lsdException w:name="Medium List 2 Accent 3" w:uiPriority="600"/>
-    <w:lsdException w:name="Medium Grid 1 Accent 3" w:uiPriority="601"/>
-    <w:lsdException w:name="Medium Grid 2 Accent 3" w:uiPriority="608"/>
-    <w:lsdException w:name="Medium Grid 3 Accent 3" w:uiPriority="609"/>
-    <w:lsdException w:name="Dark List Accent 3" w:uiPriority="628"/>
-    <w:lsdException w:name="Colorful Shading Accent 3" w:uiPriority="629"/>
-    <w:lsdException w:name="Colorful List Accent 3" w:uiPriority="630"/>
-    <w:lsdException w:name="Colorful Grid Accent 3" w:uiPriority="631"/>
-    <w:lsdException w:name="Light Shading Accent 4" w:uiPriority="336"/>
-    <w:lsdException w:name="Light List Accent 4" w:uiPriority="337"/>
-    <w:lsdException w:name="Light Grid Accent 4" w:uiPriority="338"/>
-    <w:lsdException w:name="Medium Shading 1 Accent 4" w:uiPriority="339"/>
-    <w:lsdException w:name="Medium Shading 2 Accent 4" w:uiPriority="598"/>
-    <w:lsdException w:name="Medium List 1 Accent 4" w:uiPriority="599"/>
-    <w:lsdException w:name="Medium List 2 Accent 4" w:uiPriority="600"/>
-    <w:lsdException w:name="Medium Grid 1 Accent 4" w:uiPriority="601"/>
-    <w:lsdException w:name="Medium Grid 2 Accent 4" w:uiPriority="608"/>
-    <w:lsdException w:name="Medium Grid 3 Accent 4" w:uiPriority="609"/>
-    <w:lsdException w:name="Dark List Accent 4" w:uiPriority="628"/>
-    <w:lsdException w:name="Colorful Shading Accent 4" w:uiPriority="629"/>
-    <w:lsdException w:name="Colorful List Accent 4" w:uiPriority="630"/>
-    <w:lsdException w:name="Colorful Grid Accent 4" w:uiPriority="631"/>
-    <w:lsdException w:name="Light Shading Accent 5" w:uiPriority="336"/>
-    <w:lsdException w:name="Light List Accent 5" w:uiPriority="337"/>
-    <w:lsdException w:name="Light Grid Accent 5" w:uiPriority="338"/>
-    <w:lsdException w:name="Medium Shading 1 Accent 5" w:uiPriority="339"/>
-    <w:lsdException w:name="Medium Shading 2 Accent 5" w:uiPriority="598"/>
-    <w:lsdException w:name="Medium List 1 Accent 5" w:uiPriority="599"/>
-    <w:lsdException w:name="Medium List 2 Accent 5" w:uiPriority="600"/>
-    <w:lsdException w:name="Medium Grid 1 Accent 5" w:uiPriority="601"/>
-    <w:lsdException w:name="Medium Grid 2 Accent 5" w:uiPriority="608"/>
-    <w:lsdException w:name="Medium Grid 3 Accent 5" w:uiPriority="609"/>
-    <w:lsdException w:name="Dark List Accent 5" w:uiPriority="628"/>
-    <w:lsdException w:name="Colorful Shading Accent 5" w:uiPriority="629"/>
-    <w:lsdException w:name="Colorful List Accent 5" w:uiPriority="630"/>
-    <w:lsdException w:name="Colorful Grid Accent 5" w:uiPriority="631"/>
-    <w:lsdException w:name="Light Shading Accent 6" w:uiPriority="336"/>
-    <w:lsdException w:name="Light List Accent 6" w:uiPriority="337"/>
-    <w:lsdException w:name="Light Grid Accent 6" w:uiPriority="338"/>
-    <w:lsdException w:name="Medium Shading 1 Accent 6" w:uiPriority="339"/>
-    <w:lsdException w:name="Medium Shading 2 Accent 6" w:uiPriority="598"/>
-    <w:lsdException w:name="Medium List 1 Accent 6" w:uiPriority="599"/>
-    <w:lsdException w:name="Medium List 2 Accent 6" w:uiPriority="600"/>
-    <w:lsdException w:name="Medium Grid 1 Accent 6" w:uiPriority="601"/>
-    <w:lsdException w:name="Medium Grid 2 Accent 6" w:uiPriority="608"/>
-    <w:lsdException w:name="Medium Grid 3 Accent 6" w:uiPriority="609"/>
-    <w:lsdException w:name="Dark List Accent 6" w:uiPriority="628"/>
-    <w:lsdException w:name="Colorful Shading Accent 6" w:uiPriority="629"/>
-    <w:lsdException w:name="Colorful List Accent 6" w:uiPriority="630"/>
-    <w:lsdException w:name="Colorful Grid Accent 6" w:uiPriority="631"/>
-    <w:lsdException w:name="Subtle Emphasis" w:uiPriority="55" w:qFormat="1"/>
-    <w:lsdException w:name="Intense Emphasis" w:uiPriority="81" w:qFormat="1"/>
-    <w:lsdException w:name="Subtle Reference" w:uiPriority="115" w:qFormat="1"/>
-    <w:lsdException w:name="Intense Reference" w:uiPriority="128" w:qFormat="1"/>
-    <w:lsdException w:name="Book Title" w:uiPriority="129" w:qFormat="1"/>
-    <w:lsdException w:name="Bibliography" w:semiHidden="1" w:uiPriority="133" w:unhideWhenUsed="1"/>
-    <w:lsdException w:name="TOC Heading" w:semiHidden="1" w:uiPriority="135" w:unhideWhenUsed="1" w:qFormat="1"/>
-    <w:lsdException w:name="Plain Table 1" w:uiPriority="257"/>
-    <w:lsdException w:name="Plain Table 2" w:uiPriority="258"/>
-    <w:lsdException w:name="Plain Table 3" w:uiPriority="259"/>
-    <w:lsdException w:name="Plain Table 4" w:uiPriority="260"/>
-    <w:lsdException w:name="Plain Table 5" w:uiPriority="261"/>
-    <w:lsdException w:name="Grid Table Light" w:uiPriority="256"/>
-    <w:lsdException w:name="Grid Table 1 Light" w:uiPriority="274"/>
-    <w:lsdException w:name="Grid Table 2" w:uiPriority="275"/>
-    <w:lsdException w:name="Grid Table 3" w:uiPriority="276"/>
-    <w:lsdException w:name="Grid Table 4" w:uiPriority="277"/>
-    <w:lsdException w:name="Grid Table 5 Dark" w:uiPriority="296"/>
-    <w:lsdException w:name="Grid Table 6 Colorful" w:uiPriority="297"/>
-    <w:lsdException w:name="Grid Table 7 Colorful" w:uiPriority="304"/>
-    <w:lsdException w:name="Grid Table 1 Light Accent 1" w:uiPriority="274"/>
-    <w:lsdException w:name="Grid Table 2 Accent 1" w:uiPriority="275"/>
-    <w:lsdException w:name="Grid Table 3 Accent 1" w:uiPriority="276"/>
-    <w:lsdException w:name="Grid Table 4 Accent 1" w:uiPriority="277"/>
-    <w:lsdException w:name="Grid Table 5 Dark Accent 1" w:uiPriority="296"/>
-    <w:lsdException w:name="Grid Table 6 Colorful Accent 1" w:uiPriority="297"/>
-    <w:lsdException w:name="Grid Table 7 Colorful Accent 1" w:uiPriority="304"/>
-    <w:lsdException w:name="Grid Table 1 Light Accent 2" w:uiPriority="274"/>
-    <w:lsdException w:name="Grid Table 2 Accent 2" w:uiPriority="275"/>
-    <w:lsdException w:name="Grid Table 3 Accent 2" w:uiPriority="276"/>
-    <w:lsdException w:name="Grid Table 4 Accent 2" w:uiPriority="277"/>
-    <w:lsdException w:name="Grid Table 5 Dark Accent 2" w:uiPriority="296"/>
-    <w:lsdException w:name="Grid Table 6 Colorful Accent 2" w:uiPriority="297"/>
-    <w:lsdException w:name="Grid Table 7 Colorful Accent 2" w:uiPriority="304"/>
-    <w:lsdException w:name="Grid Table 1 Light Accent 3" w:uiPriority="274"/>
-    <w:lsdException w:name="Grid Table 2 Accent 3" w:uiPriority="275"/>
-    <w:lsdException w:name="Grid Table 3 Accent 3" w:uiPriority="276"/>
-    <w:lsdException w:name="Grid Table 4 Accent 3" w:uiPriority="277"/>
-    <w:lsdException w:name="Grid Table 5 Dark Accent 3" w:uiPriority="296"/>
-    <w:lsdException w:name="Grid Table 6 Colorful Accent 3" w:uiPriority="297"/>
-    <w:lsdException w:name="Grid Table 7 Colorful Accent 3" w:uiPriority="304"/>
-    <w:lsdException w:name="Grid Table 1 Light Accent 4" w:uiPriority="274"/>
-    <w:lsdException w:name="Grid Table 2 Accent 4" w:uiPriority="275"/>
-    <w:lsdException w:name="Grid Table 3 Accent 4" w:uiPriority="276"/>
-    <w:lsdException w:name="Grid Table 4 Accent 4" w:uiPriority="277"/>
-    <w:lsdException w:name="Grid Table 5 Dark Accent 4" w:uiPriority="296"/>
-    <w:lsdException w:name="Grid Table 6 Colorful Accent 4" w:uiPriority="297"/>
-    <w:lsdException w:name="Grid Table 7 Colorful Accent 4" w:uiPriority="304"/>
-    <w:lsdException w:name="Grid Table 1 Light Accent 5" w:uiPriority="274"/>
-    <w:lsdException w:name="Grid Table 2 Accent 5" w:uiPriority="275"/>
-    <w:lsdException w:name="Grid Table 3 Accent 5" w:uiPriority="276"/>
-    <w:lsdException w:name="Grid Table 4 Accent 5" w:uiPriority="277"/>
-    <w:lsdException w:name="Grid Table 5 Dark Accent 5" w:uiPriority="296"/>
-    <w:lsdException w:name="Grid Table 6 Colorful Accent 5" w:uiPriority="297"/>
-    <w:lsdException w:name="Grid Table 7 Colorful Accent 5" w:uiPriority="304"/>
-    <w:lsdException w:name="Grid Table 1 Light Accent 6" w:uiPriority="274"/>
-    <w:lsdException w:name="Grid Table 2 Accent 6" w:uiPriority="275"/>
-    <w:lsdException w:name="Grid Table 3 Accent 6" w:uiPriority="276"/>
-    <w:lsdException w:name="Grid Table 4 Accent 6" w:uiPriority="277"/>
-    <w:lsdException w:name="Grid Table 5 Dark Accent 6" w:uiPriority="296"/>
-    <w:lsdException w:name="Grid Table 6 Colorful Accent 6" w:uiPriority="297"/>
-    <w:lsdException w:name="Grid Table 7 Colorful Accent 6" w:uiPriority="304"/>
-    <w:lsdException w:name="List Table 1 Light" w:uiPriority="274"/>
-    <w:lsdException w:name="List Table 2" w:uiPriority="275"/>
-    <w:lsdException w:name="List Table 3" w:uiPriority="276"/>
-    <w:lsdException w:name="List Table 4" w:uiPriority="277"/>
-    <w:lsdException w:name="List Table 5 Dark" w:uiPriority="296"/>
-    <w:lsdException w:name="List Table 6 Colorful" w:uiPriority="297"/>
-    <w:lsdException w:name="List Table 7 Colorful" w:uiPriority="304"/>
-    <w:lsdException w:name="List Table 1 Light Accent 1" w:uiPriority="274"/>
-    <w:lsdException w:name="List Table 2 Accent 1" w:uiPriority="275"/>
-    <w:lsdException w:name="List Table 3 Accent 1" w:uiPriority="276"/>
-    <w:lsdException w:name="List Table 4 Accent 1" w:uiPriority="277"/>
-    <w:lsdException w:name="List Table 5 Dark Accent 1" w:uiPriority="296"/>
-    <w:lsdException w:name="List Table 6 Colorful Accent 1" w:uiPriority="297"/>
-    <w:lsdException w:name="List Table 7 Colorful Accent 1" w:uiPriority="304"/>
-    <w:lsdException w:name="List Table 1 Light Accent 2" w:uiPriority="274"/>
-    <w:lsdException w:name="List Table 2 Accent 2" w:uiPriority="275"/>
-    <w:lsdException w:name="List Table 3 Accent 2" w:uiPriority="276"/>
-    <w:lsdException w:name="List Table 4 Accent 2" w:uiPriority="277"/>
-    <w:lsdException w:name="List Table 5 Dark Accent 2" w:uiPriority="296"/>
-    <w:lsdException w:name="List Table 6 Colorful Accent 2" w:uiPriority="297"/>
-    <w:lsdException w:name="List Table 7 Colorful Accent 2" w:uiPriority="304"/>
-    <w:lsdException w:name="List Table 1 Light Accent 3" w:uiPriority="274"/>
-    <w:lsdException w:name="List Table 2 Accent 3" w:uiPriority="275"/>
-    <w:lsdException w:name="List Table 3 Accent 3" w:uiPriority="276"/>
-    <w:lsdException w:name="List Table 4 Accent 3" w:uiPriority="277"/>
-    <w:lsdException w:name="List Table 5 Dark Accent 3" w:uiPriority="296"/>
-    <w:lsdException w:name="List Table 6 Colorful Accent 3" w:uiPriority="297"/>
-    <w:lsdException w:name="List Table 7 Colorful Accent 3" w:uiPriority="304"/>
-    <w:lsdException w:name="List Table 1 Light Accent 4" w:uiPriority="274"/>
-    <w:lsdException w:name="List Table 2 Accent 4" w:uiPriority="275"/>
-    <w:lsdException w:name="List Table 3 Accent 4" w:uiPriority="276"/>
-    <w:lsdException w:name="List Table 4 Accent 4" w:uiPriority="277"/>
-    <w:lsdException w:name="List Table 5 Dark Accent 4" w:uiPriority="296"/>
-    <w:lsdException w:name="List Table 6 Colorful Accent 4" w:uiPriority="297"/>
-    <w:lsdException w:name="List Table 7 Colorful Accent 4" w:uiPriority="304"/>
-    <w:lsdException w:name="List Table 1 Light Accent 5" w:uiPriority="274"/>
-    <w:lsdException w:name="List Table 2 Accent 5" w:uiPriority="275"/>
-    <w:lsdException w:name="List Table 3 Accent 5" w:uiPriority="276"/>
-    <w:lsdException w:name="List Table 4 Accent 5" w:uiPriority="277"/>
-    <w:lsdException w:name="List Table 5 Dark Accent 5" w:uiPriority="296"/>
-    <w:lsdException w:name="List Table 6 Colorful Accent 5" w:uiPriority="297"/>
-    <w:lsdException w:name="List Table 7 Colorful Accent 5" w:uiPriority="304"/>
-    <w:lsdException w:name="List Table 1 Light Accent 6" w:uiPriority="274"/>
-    <w:lsdException w:name="List Table 2 Accent 6" w:uiPriority="275"/>
-    <w:lsdException w:name="List Table 3 Accent 6" w:uiPriority="276"/>
-    <w:lsdException w:name="List Table 4 Accent 6" w:uiPriority="277"/>
-    <w:lsdException w:name="List Table 5 Dark Accent 6" w:uiPriority="296"/>
-    <w:lsdException w:name="List Table 6 Colorful Accent 6" w:uiPriority="297"/>
-    <w:lsdException w:name="List Table 7 Colorful Accent 6" w:uiPriority="304"/>
+    <w:lsdException w:name="List Paragraph" w:uiPriority="1906" w:qFormat="1"/>
+    <w:lsdException w:name="Quote" w:uiPriority="1433" w:qFormat="1"/>
+    <w:lsdException w:name="Intense Quote" w:uiPriority="1584" w:qFormat="1"/>
+    <w:lsdException w:name="Medium List 2 Accent 1" w:uiPriority="21552"/>
+    <w:lsdException w:name="Medium Grid 1 Accent 1" w:uiPriority="21553"/>
+    <w:lsdException w:name="Medium Grid 2 Accent 1" w:uiPriority="21572"/>
+    <w:lsdException w:name="Medium Grid 3 Accent 1" w:uiPriority="21573"/>
+    <w:lsdException w:name="Dark List Accent 1" w:uiPriority="21652"/>
+    <w:lsdException w:name="Colorful Shading Accent 1" w:uiPriority="21653"/>
+    <w:lsdException w:name="Colorful List Accent 1" w:uiPriority="21768"/>
+    <w:lsdException w:name="Colorful Grid Accent 1" w:uiPriority="21769"/>
+    <w:lsdException w:name="Light Shading Accent 2" w:uiPriority="8322"/>
+    <w:lsdException w:name="Light List Accent 2" w:uiPriority="8323"/>
+    <w:lsdException w:name="Light Grid Accent 2" w:uiPriority="8324"/>
+    <w:lsdException w:name="Medium Shading 1 Accent 2" w:uiPriority="8325"/>
+    <w:lsdException w:name="Medium Shading 2 Accent 2" w:uiPriority="20848"/>
+    <w:lsdException w:name="Medium List 1 Accent 2" w:uiPriority="20849"/>
+    <w:lsdException w:name="Medium List 2 Accent 2" w:uiPriority="21552"/>
+    <w:lsdException w:name="Medium Grid 1 Accent 2" w:uiPriority="21553"/>
+    <w:lsdException w:name="Medium Grid 2 Accent 2" w:uiPriority="21572"/>
+    <w:lsdException w:name="Medium Grid 3 Accent 2" w:uiPriority="21573"/>
+    <w:lsdException w:name="Dark List Accent 2" w:uiPriority="21652"/>
+    <w:lsdException w:name="Colorful Shading Accent 2" w:uiPriority="21653"/>
+    <w:lsdException w:name="Colorful List Accent 2" w:uiPriority="21768"/>
+    <w:lsdException w:name="Colorful Grid Accent 2" w:uiPriority="21769"/>
+    <w:lsdException w:name="Light Shading Accent 3" w:uiPriority="8322"/>
+    <w:lsdException w:name="Light List Accent 3" w:uiPriority="8323"/>
+    <w:lsdException w:name="Light Grid Accent 3" w:uiPriority="8324"/>
+    <w:lsdException w:name="Medium Shading 1 Accent 3" w:uiPriority="8325"/>
+    <w:lsdException w:name="Medium Shading 2 Accent 3" w:uiPriority="20848"/>
+    <w:lsdException w:name="Medium List 1 Accent 3" w:uiPriority="20849"/>
+    <w:lsdException w:name="Medium List 2 Accent 3" w:uiPriority="21552"/>
+    <w:lsdException w:name="Medium Grid 1 Accent 3" w:uiPriority="21553"/>
+    <w:lsdException w:name="Medium Grid 2 Accent 3" w:uiPriority="21572"/>
+    <w:lsdException w:name="Medium Grid 3 Accent 3" w:uiPriority="21573"/>
+    <w:lsdException w:name="Dark List Accent 3" w:uiPriority="21652"/>
+    <w:lsdException w:name="Colorful Shading Accent 3" w:uiPriority="21653"/>
+    <w:lsdException w:name="Colorful List Accent 3" w:uiPriority="21768"/>
+    <w:lsdException w:name="Colorful Grid Accent 3" w:uiPriority="21769"/>
+    <w:lsdException w:name="Light Shading Accent 4" w:uiPriority="8322"/>
+    <w:lsdException w:name="Light List Accent 4" w:uiPriority="8323"/>
+    <w:lsdException w:name="Light Grid Accent 4" w:uiPriority="8324"/>
+    <w:lsdException w:name="Medium Shading 1 Accent 4" w:uiPriority="8325"/>
+    <w:lsdException w:name="Medium Shading 2 Accent 4" w:uiPriority="20848"/>
+    <w:lsdException w:name="Medium List 1 Accent 4" w:uiPriority="20849"/>
+    <w:lsdException w:name="Medium List 2 Accent 4" w:uiPriority="21552"/>
+    <w:lsdException w:name="Medium Grid 1 Accent 4" w:uiPriority="21553"/>
+    <w:lsdException w:name="Medium Grid 2 Accent 4" w:uiPriority="21572"/>
+    <w:lsdException w:name="Medium Grid 3 Accent 4" w:uiPriority="21573"/>
+    <w:lsdException w:name="Dark List Accent 4" w:uiPriority="21652"/>
+    <w:lsdException w:name="Colorful Shading Accent 4" w:uiPriority="21653"/>
+    <w:lsdException w:name="Colorful List Accent 4" w:uiPriority="21768"/>
+    <w:lsdException w:name="Colorful Grid Accent 4" w:uiPriority="21769"/>
+    <w:lsdException w:name="Light Shading Accent 5" w:uiPriority="8322"/>
+    <w:lsdException w:name="Light List Accent 5" w:uiPriority="8323"/>
+    <w:lsdException w:name="Light Grid Accent 5" w:uiPriority="8324"/>
+    <w:lsdException w:name="Medium Shading 1 Accent 5" w:uiPriority="8325"/>
+    <w:lsdException w:name="Medium Shading 2 Accent 5" w:uiPriority="20848"/>
+    <w:lsdException w:name="Medium List 1 Accent 5" w:uiPriority="20849"/>
+    <w:lsdException w:name="Medium List 2 Accent 5" w:uiPriority="21552"/>
+    <w:lsdException w:name="Medium Grid 1 Accent 5" w:uiPriority="21553"/>
+    <w:lsdException w:name="Medium Grid 2 Accent 5" w:uiPriority="21572"/>
+    <w:lsdException w:name="Medium Grid 3 Accent 5" w:uiPriority="21573"/>
+    <w:lsdException w:name="Dark List Accent 5" w:uiPriority="21652"/>
+    <w:lsdException w:name="Colorful Shading Accent 5" w:uiPriority="21653"/>
+    <w:lsdException w:name="Colorful List Accent 5" w:uiPriority="21768"/>
+    <w:lsdException w:name="Colorful Grid Accent 5" w:uiPriority="21769"/>
+    <w:lsdException w:name="Light Shading Accent 6" w:uiPriority="8322"/>
+    <w:lsdException w:name="Light List Accent 6" w:uiPriority="8323"/>
+    <w:lsdException w:name="Light Grid Accent 6" w:uiPriority="8324"/>
+    <w:lsdException w:name="Medium Shading 1 Accent 6" w:uiPriority="8325"/>
+    <w:lsdException w:name="Medium Shading 2 Accent 6" w:uiPriority="20848"/>
+    <w:lsdException w:name="Medium List 1 Accent 6" w:uiPriority="20849"/>
+    <w:lsdException w:name="Medium List 2 Accent 6" w:uiPriority="21552"/>
+    <w:lsdException w:name="Medium Grid 1 Accent 6" w:uiPriority="21553"/>
+    <w:lsdException w:name="Medium Grid 2 Accent 6" w:uiPriority="21572"/>
+    <w:lsdException w:name="Medium Grid 3 Accent 6" w:uiPriority="21573"/>
+    <w:lsdException w:name="Dark List Accent 6" w:uiPriority="21652"/>
+    <w:lsdException w:name="Colorful Shading Accent 6" w:uiPriority="21653"/>
+    <w:lsdException w:name="Colorful List Accent 6" w:uiPriority="21768"/>
+    <w:lsdException w:name="Colorful Grid Accent 6" w:uiPriority="21769"/>
+    <w:lsdException w:name="Subtle Emphasis" w:uiPriority="307" w:qFormat="1"/>
+    <w:lsdException w:name="Intense Emphasis" w:uiPriority="663" w:qFormat="1"/>
+    <w:lsdException w:name="Subtle Reference" w:uiPriority="1585" w:qFormat="1"/>
+    <w:lsdException w:name="Intense Reference" w:uiPriority="1634" w:qFormat="1"/>
+    <w:lsdException w:name="Book Title" w:uiPriority="1635" w:qFormat="1"/>
+    <w:lsdException w:name="Bibliography" w:semiHidden="1" w:uiPriority="1909" w:unhideWhenUsed="1"/>
+    <w:lsdException w:name="TOC Heading" w:semiHidden="1" w:uiPriority="1911" w:unhideWhenUsed="1" w:qFormat="1"/>
+    <w:lsdException w:name="Plain Table 1" w:uiPriority="5171"/>
+    <w:lsdException w:name="Plain Table 2" w:uiPriority="5430"/>
+    <w:lsdException w:name="Plain Table 3" w:uiPriority="5431"/>
+    <w:lsdException w:name="Plain Table 4" w:uiPriority="5444"/>
+    <w:lsdException w:name="Plain Table 5" w:uiPriority="5445"/>
+    <w:lsdException w:name="Grid Table Light" w:uiPriority="5170"/>
+    <w:lsdException w:name="Grid Table 1 Light" w:uiPriority="5494"/>
+    <w:lsdException w:name="Grid Table 2" w:uiPriority="5495"/>
+    <w:lsdException w:name="Grid Table 3" w:uiPriority="5508"/>
+    <w:lsdException w:name="Grid Table 4" w:uiPriority="5509"/>
+    <w:lsdException w:name="Grid Table 5 Dark" w:uiPriority="5684"/>
+    <w:lsdException w:name="Grid Table 6 Colorful" w:uiPriority="5685"/>
+    <w:lsdException w:name="Grid Table 7 Colorful" w:uiPriority="6406"/>
+    <w:lsdException w:name="Grid Table 1 Light Accent 1" w:uiPriority="5494"/>
+    <w:lsdException w:name="Grid Table 2 Accent 1" w:uiPriority="5495"/>
+    <w:lsdException w:name="Grid Table 3 Accent 1" w:uiPriority="5508"/>
+    <w:lsdException w:name="Grid Table 4 Accent 1" w:uiPriority="5509"/>
+    <w:lsdException w:name="Grid Table 5 Dark Accent 1" w:uiPriority="5684"/>
+    <w:lsdException w:name="Grid Table 6 Colorful Accent 1" w:uiPriority="5685"/>
+    <w:lsdException w:name="Grid Table 7 Colorful Accent 1" w:uiPriority="6406"/>
+    <w:lsdException w:name="Grid Table 1 Light Accent 2" w:uiPriority="5494"/>
+    <w:lsdException w:name="Grid Table 2 Accent 2" w:uiPriority="5495"/>
+    <w:lsdException w:name="Grid Table 3 Accent 2" w:uiPriority="5508"/>
+    <w:lsdException w:name="Grid Table 4 Accent 2" w:uiPriority="5509"/>
+    <w:lsdException w:name="Grid Table 5 Dark Accent 2" w:uiPriority="5684"/>
+    <w:lsdException w:name="Grid Table 6 Colorful Accent 2" w:uiPriority="5685"/>
+    <w:lsdException w:name="Grid Table 7 Colorful Accent 2" w:uiPriority="6406"/>
+    <w:lsdException w:name="Grid Table 1 Light Accent 3" w:uiPriority="5494"/>
+    <w:lsdException w:name="Grid Table 2 Accent 3" w:uiPriority="5495"/>
+    <w:lsdException w:name="Grid Table 3 Accent 3" w:uiPriority="5508"/>
+    <w:lsdException w:name="Grid Table 4 Accent 3" w:uiPriority="5509"/>
+    <w:lsdException w:name="Grid Table 5 Dark Accent 3" w:uiPriority="5684"/>
+    <w:lsdException w:name="Grid Table 6 Colorful Accent 3" w:uiPriority="5685"/>
+    <w:lsdException w:name="Grid Table 7 Colorful Accent 3" w:uiPriority="6406"/>
+    <w:lsdException w:name="Grid Table 1 Light Accent 4" w:uiPriority="5494"/>
+    <w:lsdException w:name="Grid Table 2 Accent 4" w:uiPriority="5495"/>
+    <w:lsdException w:name="Grid Table 3 Accent 4" w:uiPriority="5508"/>
+    <w:lsdException w:name="Grid Table 4 Accent 4" w:uiPriority="5509"/>
+    <w:lsdException w:name="Grid Table 5 Dark Accent 4" w:uiPriority="5684"/>
+    <w:lsdException w:name="Grid Table 6 Colorful Accent 4" w:uiPriority="5685"/>
+    <w:lsdException w:name="Grid Table 7 Colorful Accent 4" w:uiPriority="6406"/>
+    <w:lsdException w:name="Grid Table 1 Light Accent 5" w:uiPriority="5494"/>
+    <w:lsdException w:name="Grid Table 2 Accent 5" w:uiPriority="5495"/>
+    <w:lsdException w:name="Grid Table 3 Accent 5" w:uiPriority="5508"/>
+    <w:lsdException w:name="Grid Table 4 Accent 5" w:uiPriority="5509"/>
+    <w:lsdException w:name="Grid Table 5 Dark Accent 5" w:uiPriority="5684"/>
+    <w:lsdException w:name="Grid Table 6 Colorful Accent 5" w:uiPriority="5685"/>
+    <w:lsdException w:name="Grid Table 7 Colorful Accent 5" w:uiPriority="6406"/>
+    <w:lsdException w:name="Grid Table 1 Light Accent 6" w:uiPriority="5494"/>
+    <w:lsdException w:name="Grid Table 2 Accent 6" w:uiPriority="5495"/>
+    <w:lsdException w:name="Grid Table 3 Accent 6" w:uiPriority="5508"/>
+    <w:lsdException w:name="Grid Table 4 Accent 6" w:uiPriority="5509"/>
+    <w:lsdException w:name="Grid Table 5 Dark Accent 6" w:uiPriority="5684"/>
+    <w:lsdException w:name="Grid Table 6 Colorful Accent 6" w:uiPriority="5685"/>
+    <w:lsdException w:name="Grid Table 7 Colorful Accent 6" w:uiPriority="6406"/>
+    <w:lsdException w:name="List Table 1 Light" w:uiPriority="5494"/>
+    <w:lsdException w:name="List Table 2" w:uiPriority="5495"/>
+    <w:lsdException w:name="List Table 3" w:uiPriority="5508"/>
+    <w:lsdException w:name="List Table 4" w:uiPriority="5509"/>
+    <w:lsdException w:name="List Table 5 Dark" w:uiPriority="5684"/>
+    <w:lsdException w:name="List Table 6 Colorful" w:uiPriority="5685"/>
+    <w:lsdException w:name="List Table 7 Colorful" w:uiPriority="6406"/>
+    <w:lsdException w:name="List Table 1 Light Accent 1" w:uiPriority="5494"/>
+    <w:lsdException w:name="List Table 2 Accent 1" w:uiPriority="5495"/>
+    <w:lsdException w:name="List Table 3 Accent 1" w:uiPriority="5508"/>
+    <w:lsdException w:name="List Table 4 Accent 1" w:uiPriority="5509"/>
+    <w:lsdException w:name="List Table 5 Dark Accent 1" w:uiPriority="5684"/>
+    <w:lsdException w:name="List Table 6 Colorful Accent 1" w:uiPriority="5685"/>
+    <w:lsdException w:name="List Table 7 Colorful Accent 1" w:uiPriority="6406"/>
+    <w:lsdException w:name="List Table 1 Light Accent 2" w:uiPriority="5494"/>
+    <w:lsdException w:name="List Table 2 Accent 2" w:uiPriority="5495"/>
+    <w:lsdException w:name="List Table 3 Accent 2" w:uiPriority="5508"/>
+    <w:lsdException w:name="List Table 4 Accent 2" w:uiPriority="5509"/>
+    <w:lsdException w:name="List Table 5 Dark Accent 2" w:uiPriority="5684"/>
+    <w:lsdException w:name="List Table 6 Colorful Accent 2" w:uiPriority="5685"/>
+    <w:lsdException w:name="List Table 7 Colorful Accent 2" w:uiPriority="6406"/>
+    <w:lsdException w:name="List Table 1 Light Accent 3" w:uiPriority="5494"/>
+    <w:lsdException w:name="List Table 2 Accent 3" w:uiPriority="5495"/>
+    <w:lsdException w:name="List Table 3 Accent 3" w:uiPriority="5508"/>
+    <w:lsdException w:name="List Table 4 Accent 3" w:uiPriority="5509"/>
+    <w:lsdException w:name="List Table 5 Dark Accent 3" w:uiPriority="5684"/>
+    <w:lsdException w:name="List Table 6 Colorful Accent 3" w:uiPriority="5685"/>
+    <w:lsdException w:name="List Table 7 Colorful Accent 3" w:uiPriority="6406"/>
+    <w:lsdException w:name="List Table 1 Light Accent 4" w:uiPriority="5494"/>
+    <w:lsdException w:name="List Table 2 Accent 4" w:uiPriority="5495"/>
+    <w:lsdException w:name="List Table 3 Accent 4" w:uiPriority="5508"/>
+    <w:lsdException w:name="List Table 4 Accent 4" w:uiPriority="5509"/>
+    <w:lsdException w:name="List Table 5 Dark Accent 4" w:uiPriority="5684"/>
+    <w:lsdException w:name="List Table 6 Colorful Accent 4" w:uiPriority="5685"/>
+    <w:lsdException w:name="List Table 7 Colorful Accent 4" w:uiPriority="6406"/>
+    <w:lsdException w:name="List Table 1 Light Accent 5" w:uiPriority="5494"/>
+    <w:lsdException w:name="List Table 2 Accent 5" w:uiPriority="5495"/>
+    <w:lsdException w:name="List Table 3 Accent 5" w:uiPriority="5508"/>
+    <w:lsdException w:name="List Table 4 Accent 5" w:uiPriority="5509"/>
+    <w:lsdException w:name="List Table 5 Dark Accent 5" w:uiPriority="5684"/>
+    <w:lsdException w:name="List Table 6 Colorful Accent 5" w:uiPriority="5685"/>
+    <w:lsdException w:name="List Table 7 Colorful Accent 5" w:uiPriority="6406"/>
+    <w:lsdException w:name="List Table 1 Light Accent 6" w:uiPriority="5494"/>
+    <w:lsdException w:name="List Table 2 Accent 6" w:uiPriority="5495"/>
+    <w:lsdException w:name="List Table 3 Accent 6" w:uiPriority="5508"/>
+    <w:lsdException w:name="List Table 4 Accent 6" w:uiPriority="5509"/>
+    <w:lsdException w:name="List Table 5 Dark Accent 6" w:uiPriority="5684"/>
+    <w:lsdException w:name="List Table 6 Colorful Accent 6" w:uiPriority="5685"/>
+    <w:lsdException w:name="List Table 7 Colorful Accent 6" w:uiPriority="6406"/>
   </w:latentStyles>
   <w:style w:type="table" w:customStyle="1" w:styleId="TableNormal">
     <w:name w:val="TableNormal"/>
